--- a/heb/docx/22.content.docx
+++ b/heb/docx/22.content.docx
@@ -9,6 +9,8 @@
       </w:pPr>
       <w:r>
         <w:rPr>
+          <w:rtl/>
+          <w:cs/>
           <w:lang w:val="he_IL" w:bidi="he_IL"/>
         </w:rPr>
       </w:r>
@@ -20,34 +22,44 @@
       </w:pPr>
       <w:r>
         <w:rPr>
+          <w:rtl/>
+          <w:cs/>
           <w:lang w:val="he_IL" w:bidi="he_IL"/>
         </w:rPr>
         <w:t>Resource: The Westminster Leningrad Codex</w:t>
       </w:r>
       <w:r>
         <w:rPr>
-          <w:lang w:val="he_IL" w:bidi="he_IL"/>
-        </w:rPr>
-      </w:r>
-    </w:p>
-    <w:p>
-      <w:pPr>
-        <w:bidi/>
-      </w:pPr>
-      <w:r>
-        <w:rPr>
+          <w:rtl/>
+          <w:cs/>
+          <w:lang w:val="he_IL" w:bidi="he_IL"/>
+        </w:rPr>
+      </w:r>
+    </w:p>
+    <w:p>
+      <w:pPr>
+        <w:bidi/>
+      </w:pPr>
+      <w:r>
+        <w:rPr>
+          <w:rtl/>
+          <w:cs/>
           <w:lang w:val="he_IL" w:bidi="he_IL"/>
         </w:rPr>
       </w:r>
       <w:r>
         <w:rPr>
           <w:b/>
+          <w:rtl/>
+          <w:cs/>
           <w:lang w:val="he_IL" w:bidi="he_IL"/>
         </w:rPr>
         <w:t>The Westminster Leningrad Codex</w:t>
       </w:r>
       <w:r>
         <w:rPr>
+          <w:rtl/>
+          <w:cs/>
           <w:lang w:val="he_IL" w:bidi="he_IL"/>
         </w:rPr>
         <w:t xml:space="preserve"> © 2019 </w:t>
@@ -55,6 +67,8 @@
       <w:hyperlink r:id="rId13">
         <w:r>
           <w:rPr>
+            <w:rtl/>
+            <w:cs/>
             <w:lang w:val="he_IL" w:bidi="he_IL"/>
           </w:rPr>
           <w:rPr>
@@ -66,6 +80,8 @@
       </w:hyperlink>
       <w:r>
         <w:rPr>
+          <w:rtl/>
+          <w:cs/>
           <w:lang w:val="he_IL" w:bidi="he_IL"/>
         </w:rPr>
         <w:t xml:space="preserve">, licensed under a </w:t>
@@ -73,6 +89,8 @@
       <w:hyperlink r:id="rId14">
         <w:r>
           <w:rPr>
+            <w:rtl/>
+            <w:cs/>
             <w:lang w:val="he_IL" w:bidi="he_IL"/>
           </w:rPr>
           <w:rPr>
@@ -84,17 +102,23 @@
       </w:hyperlink>
       <w:r>
         <w:rPr>
+          <w:rtl/>
+          <w:cs/>
           <w:lang w:val="he_IL" w:bidi="he_IL"/>
         </w:rPr>
         <w:t>.</w:t>
       </w:r>
       <w:r>
         <w:rPr>
-          <w:lang w:val="he_IL" w:bidi="he_IL"/>
-        </w:rPr>
-      </w:r>
-      <w:r>
-        <w:rPr>
+          <w:rtl/>
+          <w:cs/>
+          <w:lang w:val="he_IL" w:bidi="he_IL"/>
+        </w:rPr>
+      </w:r>
+      <w:r>
+        <w:rPr>
+          <w:rtl/>
+          <w:cs/>
           <w:lang w:val="he_IL" w:bidi="he_IL"/>
         </w:rPr>
       </w:r>
@@ -106,6 +130,8 @@
       </w:pPr>
       <w:r>
         <w:rPr>
+          <w:rtl/>
+          <w:cs/>
           <w:lang w:val="he_IL" w:bidi="he_IL"/>
         </w:rPr>
         <w:t>The Westminster Leningrad Codex</w:t>
@@ -135,6 +161,8 @@
       </w:pPr>
       <w:r>
         <w:rPr>
+          <w:rtl/>
+          <w:cs/>
           <w:lang w:val="he_IL" w:bidi="he_IL"/>
         </w:rPr>
       </w:r>
@@ -146,32 +174,42 @@
       </w:pPr>
       <w:r>
         <w:rPr>
-          <w:lang w:val="he_IL" w:bidi="he_IL"/>
-        </w:rPr>
-      </w:r>
-    </w:p>
-    <w:p>
-      <w:pPr>
-        <w:bidi/>
-      </w:pPr>
-      <w:r>
-        <w:rPr>
-          <w:lang w:val="he_IL" w:bidi="he_IL"/>
-        </w:rPr>
-      </w:r>
-      <w:r>
-        <w:rPr>
+          <w:rtl/>
+          <w:cs/>
+          <w:lang w:val="he_IL" w:bidi="he_IL"/>
+        </w:rPr>
+      </w:r>
+    </w:p>
+    <w:p>
+      <w:pPr>
+        <w:bidi/>
+      </w:pPr>
+      <w:r>
+        <w:rPr>
+          <w:rtl/>
+          <w:cs/>
+          <w:lang w:val="he_IL" w:bidi="he_IL"/>
+        </w:rPr>
+      </w:r>
+      <w:r>
+        <w:rPr>
+          <w:rtl/>
+          <w:cs/>
           <w:lang w:val="he_IL" w:bidi="he_IL"/>
         </w:rPr>
         <w:t xml:space="preserve"> </w:t>
       </w:r>
       <w:r>
         <w:rPr>
-          <w:lang w:val="he_IL" w:bidi="he_IL"/>
-        </w:rPr>
-      </w:r>
-      <w:r>
-        <w:rPr>
+          <w:rtl/>
+          <w:cs/>
+          <w:lang w:val="he_IL" w:bidi="he_IL"/>
+        </w:rPr>
+      </w:r>
+      <w:r>
+        <w:rPr>
+          <w:rtl/>
+          <w:cs/>
           <w:lang w:val="he_IL" w:bidi="he_IL"/>
         </w:rPr>
       </w:r>
@@ -198,34 +236,44 @@
       </w:pPr>
       <w:r>
         <w:rPr>
+          <w:rtl/>
+          <w:cs/>
           <w:lang w:val="he_IL" w:bidi="he_IL"/>
         </w:rPr>
         <w:t>Song of Songs 1:1</w:t>
       </w:r>
       <w:r>
         <w:rPr>
-          <w:lang w:val="he_IL" w:bidi="he_IL"/>
-        </w:rPr>
-      </w:r>
-    </w:p>
-    <w:p>
-      <w:pPr>
-        <w:bidi/>
-      </w:pPr>
-      <w:r>
-        <w:rPr>
-          <w:lang w:val="he_IL" w:bidi="he_IL"/>
-        </w:rPr>
-      </w:r>
-      <w:r>
-        <w:rPr>
-          <w:vertAlign w:val="superscript"/>
+          <w:rtl/>
+          <w:cs/>
+          <w:lang w:val="he_IL" w:bidi="he_IL"/>
+        </w:rPr>
+      </w:r>
+    </w:p>
+    <w:p>
+      <w:pPr>
+        <w:bidi/>
+      </w:pPr>
+      <w:r>
+        <w:rPr>
+          <w:rtl/>
+          <w:cs/>
+          <w:lang w:val="he_IL" w:bidi="he_IL"/>
+        </w:rPr>
+      </w:r>
+      <w:r>
+        <w:rPr>
+          <w:vertAlign w:val="superscript"/>
+          <w:rtl/>
+          <w:cs/>
           <w:lang w:val="he_IL" w:bidi="he_IL"/>
         </w:rPr>
         <w:t>1</w:t>
       </w:r>
       <w:r>
         <w:rPr>
+          <w:rtl/>
+          <w:cs/>
           <w:lang w:val="he_IL" w:bidi="he_IL"/>
         </w:rPr>
         <w:t xml:space="preserve"> שִׁ֥יר הַשִּׁירִ֖ים אֲשֶׁ֥ר לִשְׁלֹמֹֽה׃</w:t>
@@ -237,18 +285,24 @@
       </w:pPr>
       <w:r>
         <w:rPr>
-          <w:lang w:val="he_IL" w:bidi="he_IL"/>
-        </w:rPr>
-      </w:r>
-      <w:r>
-        <w:rPr>
-          <w:vertAlign w:val="superscript"/>
+          <w:rtl/>
+          <w:cs/>
+          <w:lang w:val="he_IL" w:bidi="he_IL"/>
+        </w:rPr>
+      </w:r>
+      <w:r>
+        <w:rPr>
+          <w:vertAlign w:val="superscript"/>
+          <w:rtl/>
+          <w:cs/>
           <w:lang w:val="he_IL" w:bidi="he_IL"/>
         </w:rPr>
         <w:t>2</w:t>
       </w:r>
       <w:r>
         <w:rPr>
+          <w:rtl/>
+          <w:cs/>
           <w:lang w:val="he_IL" w:bidi="he_IL"/>
         </w:rPr>
         <w:t xml:space="preserve"> יִשָּׁקֵ֙נִי֙ מִנְּשִׁיק֣וֹת פִּ֔יהוּ כִּֽי־טוֹבִ֥ים דֹּדֶ֖יךָ מִיָּֽיִן׃</w:t>
@@ -260,18 +314,24 @@
       </w:pPr>
       <w:r>
         <w:rPr>
-          <w:lang w:val="he_IL" w:bidi="he_IL"/>
-        </w:rPr>
-      </w:r>
-      <w:r>
-        <w:rPr>
-          <w:vertAlign w:val="superscript"/>
+          <w:rtl/>
+          <w:cs/>
+          <w:lang w:val="he_IL" w:bidi="he_IL"/>
+        </w:rPr>
+      </w:r>
+      <w:r>
+        <w:rPr>
+          <w:vertAlign w:val="superscript"/>
+          <w:rtl/>
+          <w:cs/>
           <w:lang w:val="he_IL" w:bidi="he_IL"/>
         </w:rPr>
         <w:t>3</w:t>
       </w:r>
       <w:r>
         <w:rPr>
+          <w:rtl/>
+          <w:cs/>
           <w:lang w:val="he_IL" w:bidi="he_IL"/>
         </w:rPr>
         <w:t xml:space="preserve"> לְרֵ֙יחַ֙ שְׁמָנֶ֣יךָ טוֹבִ֔ים שֶׁ֖מֶן תּוּרַ֣ק שְׁמֶ֑ךָ עַל־כֵּ֖ן עֲלָמ֥וֹת אֲהֵבֽוּךָ׃</w:t>
@@ -283,18 +343,24 @@
       </w:pPr>
       <w:r>
         <w:rPr>
-          <w:lang w:val="he_IL" w:bidi="he_IL"/>
-        </w:rPr>
-      </w:r>
-      <w:r>
-        <w:rPr>
-          <w:vertAlign w:val="superscript"/>
+          <w:rtl/>
+          <w:cs/>
+          <w:lang w:val="he_IL" w:bidi="he_IL"/>
+        </w:rPr>
+      </w:r>
+      <w:r>
+        <w:rPr>
+          <w:vertAlign w:val="superscript"/>
+          <w:rtl/>
+          <w:cs/>
           <w:lang w:val="he_IL" w:bidi="he_IL"/>
         </w:rPr>
         <w:t>4</w:t>
       </w:r>
       <w:r>
         <w:rPr>
+          <w:rtl/>
+          <w:cs/>
           <w:lang w:val="he_IL" w:bidi="he_IL"/>
         </w:rPr>
         <w:t xml:space="preserve"> מָשְׁכֵ֖נִי אַחֲרֶ֣יךָ נָּר֑וּצָה הֱבִיאַ֨נִי הַמֶּ֜לֶךְ חֲדָרָ֗יו נָגִ֤ילָה וְנִשְׂמְחָה֙ בָּ֔ךְ נַזְכִּ֤ירָה דֹדֶ֙יךָ֙ מִיַּ֔יִן מֵישָׁרִ֖ים אֲהֵבֽוּךָ׃ ס</w:t>
@@ -306,18 +372,24 @@
       </w:pPr>
       <w:r>
         <w:rPr>
-          <w:lang w:val="he_IL" w:bidi="he_IL"/>
-        </w:rPr>
-      </w:r>
-      <w:r>
-        <w:rPr>
-          <w:vertAlign w:val="superscript"/>
+          <w:rtl/>
+          <w:cs/>
+          <w:lang w:val="he_IL" w:bidi="he_IL"/>
+        </w:rPr>
+      </w:r>
+      <w:r>
+        <w:rPr>
+          <w:vertAlign w:val="superscript"/>
+          <w:rtl/>
+          <w:cs/>
           <w:lang w:val="he_IL" w:bidi="he_IL"/>
         </w:rPr>
         <w:t>5</w:t>
       </w:r>
       <w:r>
         <w:rPr>
+          <w:rtl/>
+          <w:cs/>
           <w:lang w:val="he_IL" w:bidi="he_IL"/>
         </w:rPr>
         <w:t xml:space="preserve"> שְׁחוֹרָ֤ה אֲנִי֙ וְֽנָאוָ֔ה בְּנ֖וֹת יְרוּשָׁלִָ֑ם כְּאָהֳלֵ֣י קֵדָ֔ר כִּירִיע֖וֹת שְׁלֹמֹֽה׃</w:t>
@@ -329,18 +401,24 @@
       </w:pPr>
       <w:r>
         <w:rPr>
-          <w:lang w:val="he_IL" w:bidi="he_IL"/>
-        </w:rPr>
-      </w:r>
-      <w:r>
-        <w:rPr>
-          <w:vertAlign w:val="superscript"/>
+          <w:rtl/>
+          <w:cs/>
+          <w:lang w:val="he_IL" w:bidi="he_IL"/>
+        </w:rPr>
+      </w:r>
+      <w:r>
+        <w:rPr>
+          <w:vertAlign w:val="superscript"/>
+          <w:rtl/>
+          <w:cs/>
           <w:lang w:val="he_IL" w:bidi="he_IL"/>
         </w:rPr>
         <w:t>6</w:t>
       </w:r>
       <w:r>
         <w:rPr>
+          <w:rtl/>
+          <w:cs/>
           <w:lang w:val="he_IL" w:bidi="he_IL"/>
         </w:rPr>
         <w:t xml:space="preserve"> אַל־תִּרְא֙וּנִי֙ שֶׁאֲנִ֣י שְׁחַרְחֹ֔רֶת שֶׁשֱּׁזָפַ֖תְנִי הַשָּׁ֑מֶשׁ בְּנֵ֧י אִמִּ֣י נִֽחֲרוּ־בִ֗י שָׂמֻ֙נִי֙ נֹטֵרָ֣ה אֶת־הַכְּרָמִ֔ים כַּרְמִ֥י שֶׁלִּ֖י לֹ֥א נָטָֽרְתִּי׃</w:t>
@@ -352,18 +430,24 @@
       </w:pPr>
       <w:r>
         <w:rPr>
-          <w:lang w:val="he_IL" w:bidi="he_IL"/>
-        </w:rPr>
-      </w:r>
-      <w:r>
-        <w:rPr>
-          <w:vertAlign w:val="superscript"/>
+          <w:rtl/>
+          <w:cs/>
+          <w:lang w:val="he_IL" w:bidi="he_IL"/>
+        </w:rPr>
+      </w:r>
+      <w:r>
+        <w:rPr>
+          <w:vertAlign w:val="superscript"/>
+          <w:rtl/>
+          <w:cs/>
           <w:lang w:val="he_IL" w:bidi="he_IL"/>
         </w:rPr>
         <w:t>7</w:t>
       </w:r>
       <w:r>
         <w:rPr>
+          <w:rtl/>
+          <w:cs/>
           <w:lang w:val="he_IL" w:bidi="he_IL"/>
         </w:rPr>
         <w:t xml:space="preserve"> הַגִּ֣ידָה לִּ֗י שֶׁ֤אָהֲבָה֙ נַפְשִׁ֔י אֵיכָ֣ה תִרְעֶ֔ה אֵיכָ֖ה תַּרְבִּ֣יץ בַּֽצָּהֳרָ֑יִם שַׁלָּמָ֤ה אֶֽהְיֶה֙ כְּעֹ֣טְיָ֔ה עַ֖ל עֶדְרֵ֥י חֲבֵרֶֽיךָ׃</w:t>
@@ -375,18 +459,24 @@
       </w:pPr>
       <w:r>
         <w:rPr>
-          <w:lang w:val="he_IL" w:bidi="he_IL"/>
-        </w:rPr>
-      </w:r>
-      <w:r>
-        <w:rPr>
-          <w:vertAlign w:val="superscript"/>
+          <w:rtl/>
+          <w:cs/>
+          <w:lang w:val="he_IL" w:bidi="he_IL"/>
+        </w:rPr>
+      </w:r>
+      <w:r>
+        <w:rPr>
+          <w:vertAlign w:val="superscript"/>
+          <w:rtl/>
+          <w:cs/>
           <w:lang w:val="he_IL" w:bidi="he_IL"/>
         </w:rPr>
         <w:t>8</w:t>
       </w:r>
       <w:r>
         <w:rPr>
+          <w:rtl/>
+          <w:cs/>
           <w:lang w:val="he_IL" w:bidi="he_IL"/>
         </w:rPr>
         <w:t xml:space="preserve"> אִם־לֹ֤א תֵדְעִי֙ לָ֔ךְ הַיָּפָ֖ה בַּנָּשִׁ֑ים צְֽאִי־לָ֞ךְ בְּעִקְבֵ֣י הַצֹּ֗אן וּרְעִי֙ אֶת־גְּדִיֹּתַ֔יִךְ עַ֖ל מִשְׁכְּנ֥וֹת הָרֹעִֽים׃ ס</w:t>
@@ -398,18 +488,24 @@
       </w:pPr>
       <w:r>
         <w:rPr>
-          <w:lang w:val="he_IL" w:bidi="he_IL"/>
-        </w:rPr>
-      </w:r>
-      <w:r>
-        <w:rPr>
-          <w:vertAlign w:val="superscript"/>
+          <w:rtl/>
+          <w:cs/>
+          <w:lang w:val="he_IL" w:bidi="he_IL"/>
+        </w:rPr>
+      </w:r>
+      <w:r>
+        <w:rPr>
+          <w:vertAlign w:val="superscript"/>
+          <w:rtl/>
+          <w:cs/>
           <w:lang w:val="he_IL" w:bidi="he_IL"/>
         </w:rPr>
         <w:t>9</w:t>
       </w:r>
       <w:r>
         <w:rPr>
+          <w:rtl/>
+          <w:cs/>
           <w:lang w:val="he_IL" w:bidi="he_IL"/>
         </w:rPr>
         <w:t xml:space="preserve"> לְסֻסָתִי֙ בְּרִכְבֵ֣י פַרְעֹ֔ה דִּמִּיתִ֖יךְ רַעְיָתִֽי׃</w:t>
@@ -421,18 +517,24 @@
       </w:pPr>
       <w:r>
         <w:rPr>
-          <w:lang w:val="he_IL" w:bidi="he_IL"/>
-        </w:rPr>
-      </w:r>
-      <w:r>
-        <w:rPr>
-          <w:vertAlign w:val="superscript"/>
+          <w:rtl/>
+          <w:cs/>
+          <w:lang w:val="he_IL" w:bidi="he_IL"/>
+        </w:rPr>
+      </w:r>
+      <w:r>
+        <w:rPr>
+          <w:vertAlign w:val="superscript"/>
+          <w:rtl/>
+          <w:cs/>
           <w:lang w:val="he_IL" w:bidi="he_IL"/>
         </w:rPr>
         <w:t>10</w:t>
       </w:r>
       <w:r>
         <w:rPr>
+          <w:rtl/>
+          <w:cs/>
           <w:lang w:val="he_IL" w:bidi="he_IL"/>
         </w:rPr>
         <w:t xml:space="preserve"> נָאו֤וּ לְחָיַ֙יִךְ֙ בַּתֹּרִ֔ים צַוָּארֵ֖ךְ בַּחֲרוּזִֽים׃</w:t>
@@ -444,18 +546,24 @@
       </w:pPr>
       <w:r>
         <w:rPr>
-          <w:lang w:val="he_IL" w:bidi="he_IL"/>
-        </w:rPr>
-      </w:r>
-      <w:r>
-        <w:rPr>
-          <w:vertAlign w:val="superscript"/>
+          <w:rtl/>
+          <w:cs/>
+          <w:lang w:val="he_IL" w:bidi="he_IL"/>
+        </w:rPr>
+      </w:r>
+      <w:r>
+        <w:rPr>
+          <w:vertAlign w:val="superscript"/>
+          <w:rtl/>
+          <w:cs/>
           <w:lang w:val="he_IL" w:bidi="he_IL"/>
         </w:rPr>
         <w:t>11</w:t>
       </w:r>
       <w:r>
         <w:rPr>
+          <w:rtl/>
+          <w:cs/>
           <w:lang w:val="he_IL" w:bidi="he_IL"/>
         </w:rPr>
         <w:t xml:space="preserve"> תּוֹרֵ֤י זָהָב֙ נַעֲשֶׂה־לָּ֔ךְ עִ֖ם נְקֻדּ֥וֹת הַכָּֽסֶף׃</w:t>
@@ -467,18 +575,24 @@
       </w:pPr>
       <w:r>
         <w:rPr>
-          <w:lang w:val="he_IL" w:bidi="he_IL"/>
-        </w:rPr>
-      </w:r>
-      <w:r>
-        <w:rPr>
-          <w:vertAlign w:val="superscript"/>
+          <w:rtl/>
+          <w:cs/>
+          <w:lang w:val="he_IL" w:bidi="he_IL"/>
+        </w:rPr>
+      </w:r>
+      <w:r>
+        <w:rPr>
+          <w:vertAlign w:val="superscript"/>
+          <w:rtl/>
+          <w:cs/>
           <w:lang w:val="he_IL" w:bidi="he_IL"/>
         </w:rPr>
         <w:t>12</w:t>
       </w:r>
       <w:r>
         <w:rPr>
+          <w:rtl/>
+          <w:cs/>
           <w:lang w:val="he_IL" w:bidi="he_IL"/>
         </w:rPr>
         <w:t xml:space="preserve"> עַד־שֶׁ֤הַמֶּ֙לֶךְ֙ בִּמְסִבּ֔וֹ נִרְדִּ֖י נָתַ֥ן רֵיחֽוֹ׃</w:t>
@@ -490,18 +604,24 @@
       </w:pPr>
       <w:r>
         <w:rPr>
-          <w:lang w:val="he_IL" w:bidi="he_IL"/>
-        </w:rPr>
-      </w:r>
-      <w:r>
-        <w:rPr>
-          <w:vertAlign w:val="superscript"/>
+          <w:rtl/>
+          <w:cs/>
+          <w:lang w:val="he_IL" w:bidi="he_IL"/>
+        </w:rPr>
+      </w:r>
+      <w:r>
+        <w:rPr>
+          <w:vertAlign w:val="superscript"/>
+          <w:rtl/>
+          <w:cs/>
           <w:lang w:val="he_IL" w:bidi="he_IL"/>
         </w:rPr>
         <w:t>13</w:t>
       </w:r>
       <w:r>
         <w:rPr>
+          <w:rtl/>
+          <w:cs/>
           <w:lang w:val="he_IL" w:bidi="he_IL"/>
         </w:rPr>
         <w:t xml:space="preserve"> צְר֨וֹר הַמֹּ֤ר ׀ דּוֹדִי֙ לִ֔י בֵּ֥ין שָׁדַ֖י יָלִֽין׃</w:t>
@@ -513,18 +633,24 @@
       </w:pPr>
       <w:r>
         <w:rPr>
-          <w:lang w:val="he_IL" w:bidi="he_IL"/>
-        </w:rPr>
-      </w:r>
-      <w:r>
-        <w:rPr>
-          <w:vertAlign w:val="superscript"/>
+          <w:rtl/>
+          <w:cs/>
+          <w:lang w:val="he_IL" w:bidi="he_IL"/>
+        </w:rPr>
+      </w:r>
+      <w:r>
+        <w:rPr>
+          <w:vertAlign w:val="superscript"/>
+          <w:rtl/>
+          <w:cs/>
           <w:lang w:val="he_IL" w:bidi="he_IL"/>
         </w:rPr>
         <w:t>14</w:t>
       </w:r>
       <w:r>
         <w:rPr>
+          <w:rtl/>
+          <w:cs/>
           <w:lang w:val="he_IL" w:bidi="he_IL"/>
         </w:rPr>
         <w:t xml:space="preserve"> אֶשְׁכֹּ֨ל הַכֹּ֤פֶר ׀ דּוֹדִי֙ לִ֔י בְּכַרְמֵ֖י עֵ֥ין גֶּֽדִי׃ ס</w:t>
@@ -536,18 +662,24 @@
       </w:pPr>
       <w:r>
         <w:rPr>
-          <w:lang w:val="he_IL" w:bidi="he_IL"/>
-        </w:rPr>
-      </w:r>
-      <w:r>
-        <w:rPr>
-          <w:vertAlign w:val="superscript"/>
+          <w:rtl/>
+          <w:cs/>
+          <w:lang w:val="he_IL" w:bidi="he_IL"/>
+        </w:rPr>
+      </w:r>
+      <w:r>
+        <w:rPr>
+          <w:vertAlign w:val="superscript"/>
+          <w:rtl/>
+          <w:cs/>
           <w:lang w:val="he_IL" w:bidi="he_IL"/>
         </w:rPr>
         <w:t>15</w:t>
       </w:r>
       <w:r>
         <w:rPr>
+          <w:rtl/>
+          <w:cs/>
           <w:lang w:val="he_IL" w:bidi="he_IL"/>
         </w:rPr>
         <w:t xml:space="preserve"> הִנָּ֤ךְ יָפָה֙ רַעְיָתִ֔י הִנָּ֥ךְ יָפָ֖ה עֵינַ֥יִךְ יוֹנִֽים׃</w:t>
@@ -559,18 +691,24 @@
       </w:pPr>
       <w:r>
         <w:rPr>
-          <w:lang w:val="he_IL" w:bidi="he_IL"/>
-        </w:rPr>
-      </w:r>
-      <w:r>
-        <w:rPr>
-          <w:vertAlign w:val="superscript"/>
+          <w:rtl/>
+          <w:cs/>
+          <w:lang w:val="he_IL" w:bidi="he_IL"/>
+        </w:rPr>
+      </w:r>
+      <w:r>
+        <w:rPr>
+          <w:vertAlign w:val="superscript"/>
+          <w:rtl/>
+          <w:cs/>
           <w:lang w:val="he_IL" w:bidi="he_IL"/>
         </w:rPr>
         <w:t>16</w:t>
       </w:r>
       <w:r>
         <w:rPr>
+          <w:rtl/>
+          <w:cs/>
           <w:lang w:val="he_IL" w:bidi="he_IL"/>
         </w:rPr>
         <w:t xml:space="preserve"> הִנְּךָ֨ יָפֶ֤ה דוֹדִי֙ אַ֣ף נָעִ֔ים אַף־עַרְשֵׂ֖נוּ רַעֲנָנָֽה׃</w:t>
@@ -582,18 +720,24 @@
       </w:pPr>
       <w:r>
         <w:rPr>
-          <w:lang w:val="he_IL" w:bidi="he_IL"/>
-        </w:rPr>
-      </w:r>
-      <w:r>
-        <w:rPr>
-          <w:vertAlign w:val="superscript"/>
+          <w:rtl/>
+          <w:cs/>
+          <w:lang w:val="he_IL" w:bidi="he_IL"/>
+        </w:rPr>
+      </w:r>
+      <w:r>
+        <w:rPr>
+          <w:vertAlign w:val="superscript"/>
+          <w:rtl/>
+          <w:cs/>
           <w:lang w:val="he_IL" w:bidi="he_IL"/>
         </w:rPr>
         <w:t>17</w:t>
       </w:r>
       <w:r>
         <w:rPr>
+          <w:rtl/>
+          <w:cs/>
           <w:lang w:val="he_IL" w:bidi="he_IL"/>
         </w:rPr>
         <w:t xml:space="preserve"> קֹר֤וֹת בָּתֵּ֙ינוּ֙ אֲרָזִ֔ים רחיטנו בְּרוֹתִֽים׃</w:t>
@@ -606,34 +750,44 @@
       </w:pPr>
       <w:r>
         <w:rPr>
+          <w:rtl/>
+          <w:cs/>
           <w:lang w:val="he_IL" w:bidi="he_IL"/>
         </w:rPr>
         <w:t>Song of Songs 2:1</w:t>
       </w:r>
       <w:r>
         <w:rPr>
-          <w:lang w:val="he_IL" w:bidi="he_IL"/>
-        </w:rPr>
-      </w:r>
-    </w:p>
-    <w:p>
-      <w:pPr>
-        <w:bidi/>
-      </w:pPr>
-      <w:r>
-        <w:rPr>
-          <w:lang w:val="he_IL" w:bidi="he_IL"/>
-        </w:rPr>
-      </w:r>
-      <w:r>
-        <w:rPr>
-          <w:vertAlign w:val="superscript"/>
+          <w:rtl/>
+          <w:cs/>
+          <w:lang w:val="he_IL" w:bidi="he_IL"/>
+        </w:rPr>
+      </w:r>
+    </w:p>
+    <w:p>
+      <w:pPr>
+        <w:bidi/>
+      </w:pPr>
+      <w:r>
+        <w:rPr>
+          <w:rtl/>
+          <w:cs/>
+          <w:lang w:val="he_IL" w:bidi="he_IL"/>
+        </w:rPr>
+      </w:r>
+      <w:r>
+        <w:rPr>
+          <w:vertAlign w:val="superscript"/>
+          <w:rtl/>
+          <w:cs/>
           <w:lang w:val="he_IL" w:bidi="he_IL"/>
         </w:rPr>
         <w:t>1</w:t>
       </w:r>
       <w:r>
         <w:rPr>
+          <w:rtl/>
+          <w:cs/>
           <w:lang w:val="he_IL" w:bidi="he_IL"/>
         </w:rPr>
         <w:t xml:space="preserve"> אֲנִי֙ חֲבַצֶּ֣לֶת הַשָּׁר֔וֹן שֽׁוֹשַׁנַּ֖ת הָעֲמָקִֽים׃</w:t>
@@ -645,18 +799,24 @@
       </w:pPr>
       <w:r>
         <w:rPr>
-          <w:lang w:val="he_IL" w:bidi="he_IL"/>
-        </w:rPr>
-      </w:r>
-      <w:r>
-        <w:rPr>
-          <w:vertAlign w:val="superscript"/>
+          <w:rtl/>
+          <w:cs/>
+          <w:lang w:val="he_IL" w:bidi="he_IL"/>
+        </w:rPr>
+      </w:r>
+      <w:r>
+        <w:rPr>
+          <w:vertAlign w:val="superscript"/>
+          <w:rtl/>
+          <w:cs/>
           <w:lang w:val="he_IL" w:bidi="he_IL"/>
         </w:rPr>
         <w:t>2</w:t>
       </w:r>
       <w:r>
         <w:rPr>
+          <w:rtl/>
+          <w:cs/>
           <w:lang w:val="he_IL" w:bidi="he_IL"/>
         </w:rPr>
         <w:t xml:space="preserve"> כְּשֽׁוֹשַׁנָּה֙ בֵּ֣ין הַחוֹחִ֔ים כֵּ֥ן רַעְיָתִ֖י בֵּ֥ין הַבָּנֽוֹת׃</w:t>
@@ -668,18 +828,24 @@
       </w:pPr>
       <w:r>
         <w:rPr>
-          <w:lang w:val="he_IL" w:bidi="he_IL"/>
-        </w:rPr>
-      </w:r>
-      <w:r>
-        <w:rPr>
-          <w:vertAlign w:val="superscript"/>
+          <w:rtl/>
+          <w:cs/>
+          <w:lang w:val="he_IL" w:bidi="he_IL"/>
+        </w:rPr>
+      </w:r>
+      <w:r>
+        <w:rPr>
+          <w:vertAlign w:val="superscript"/>
+          <w:rtl/>
+          <w:cs/>
           <w:lang w:val="he_IL" w:bidi="he_IL"/>
         </w:rPr>
         <w:t>3</w:t>
       </w:r>
       <w:r>
         <w:rPr>
+          <w:rtl/>
+          <w:cs/>
           <w:lang w:val="he_IL" w:bidi="he_IL"/>
         </w:rPr>
         <w:t xml:space="preserve"> כְּתַפּ֙וּחַ֙ בַּעֲצֵ֣י הַיַּ֔עַר כֵּ֥ן דּוֹדִ֖י בֵּ֣ין הַבָּנִ֑ים בְּצִלּוֹ֙ חִמַּ֣דְתִּי וְיָשַׁ֔בְתִּי וּפִרְי֖וֹ מָת֥וֹק לְחִכִּֽי׃</w:t>
@@ -691,18 +857,24 @@
       </w:pPr>
       <w:r>
         <w:rPr>
-          <w:lang w:val="he_IL" w:bidi="he_IL"/>
-        </w:rPr>
-      </w:r>
-      <w:r>
-        <w:rPr>
-          <w:vertAlign w:val="superscript"/>
+          <w:rtl/>
+          <w:cs/>
+          <w:lang w:val="he_IL" w:bidi="he_IL"/>
+        </w:rPr>
+      </w:r>
+      <w:r>
+        <w:rPr>
+          <w:vertAlign w:val="superscript"/>
+          <w:rtl/>
+          <w:cs/>
           <w:lang w:val="he_IL" w:bidi="he_IL"/>
         </w:rPr>
         <w:t>4</w:t>
       </w:r>
       <w:r>
         <w:rPr>
+          <w:rtl/>
+          <w:cs/>
           <w:lang w:val="he_IL" w:bidi="he_IL"/>
         </w:rPr>
         <w:t xml:space="preserve"> הֱבִיאַ֙נִי֙ אֶל־בֵּ֣ית הַיָּ֔יִן וְדִגְל֥וֹ עָלַ֖י אַהֲבָֽה׃</w:t>
@@ -714,18 +886,24 @@
       </w:pPr>
       <w:r>
         <w:rPr>
-          <w:lang w:val="he_IL" w:bidi="he_IL"/>
-        </w:rPr>
-      </w:r>
-      <w:r>
-        <w:rPr>
-          <w:vertAlign w:val="superscript"/>
+          <w:rtl/>
+          <w:cs/>
+          <w:lang w:val="he_IL" w:bidi="he_IL"/>
+        </w:rPr>
+      </w:r>
+      <w:r>
+        <w:rPr>
+          <w:vertAlign w:val="superscript"/>
+          <w:rtl/>
+          <w:cs/>
           <w:lang w:val="he_IL" w:bidi="he_IL"/>
         </w:rPr>
         <w:t>5</w:t>
       </w:r>
       <w:r>
         <w:rPr>
+          <w:rtl/>
+          <w:cs/>
           <w:lang w:val="he_IL" w:bidi="he_IL"/>
         </w:rPr>
         <w:t xml:space="preserve"> סַמְּכ֙וּנִי֙ בָּֽאֲשִׁישׁ֔וֹת רַפְּד֖וּנִי בַּתַּפּוּחִ֑ים כִּי־חוֹלַ֥ת אַהֲבָ֖ה אָֽנִי׃</w:t>
@@ -737,18 +915,24 @@
       </w:pPr>
       <w:r>
         <w:rPr>
-          <w:lang w:val="he_IL" w:bidi="he_IL"/>
-        </w:rPr>
-      </w:r>
-      <w:r>
-        <w:rPr>
-          <w:vertAlign w:val="superscript"/>
+          <w:rtl/>
+          <w:cs/>
+          <w:lang w:val="he_IL" w:bidi="he_IL"/>
+        </w:rPr>
+      </w:r>
+      <w:r>
+        <w:rPr>
+          <w:vertAlign w:val="superscript"/>
+          <w:rtl/>
+          <w:cs/>
           <w:lang w:val="he_IL" w:bidi="he_IL"/>
         </w:rPr>
         <w:t>6</w:t>
       </w:r>
       <w:r>
         <w:rPr>
+          <w:rtl/>
+          <w:cs/>
           <w:lang w:val="he_IL" w:bidi="he_IL"/>
         </w:rPr>
         <w:t xml:space="preserve"> שְׂמֹאלוֹ֙ תַּ֣חַת לְרֹאשִׁ֔י וִימִינ֖וֹ תְּחַבְּקֵֽנִי׃</w:t>
@@ -760,18 +944,24 @@
       </w:pPr>
       <w:r>
         <w:rPr>
-          <w:lang w:val="he_IL" w:bidi="he_IL"/>
-        </w:rPr>
-      </w:r>
-      <w:r>
-        <w:rPr>
-          <w:vertAlign w:val="superscript"/>
+          <w:rtl/>
+          <w:cs/>
+          <w:lang w:val="he_IL" w:bidi="he_IL"/>
+        </w:rPr>
+      </w:r>
+      <w:r>
+        <w:rPr>
+          <w:vertAlign w:val="superscript"/>
+          <w:rtl/>
+          <w:cs/>
           <w:lang w:val="he_IL" w:bidi="he_IL"/>
         </w:rPr>
         <w:t>7</w:t>
       </w:r>
       <w:r>
         <w:rPr>
+          <w:rtl/>
+          <w:cs/>
           <w:lang w:val="he_IL" w:bidi="he_IL"/>
         </w:rPr>
         <w:t xml:space="preserve"> הִשְׁבַּ֨עְתִּי אֶתְכֶ֜ם בְּנ֤וֹת יְרוּשָׁלִַ֙ם֙ בִּצְבָא֔וֹת א֖וֹ בְּאַיְל֣וֹת הַשָּׂדֶ֑ה אִם־תָּעִ֧ירוּ ׀ וְֽאִם־תְּעֽוֹרְר֛וּ אֶת־הָאַהֲבָ֖ה עַ֥ד שֶׁתֶּחְפָּֽץ׃ ס</w:t>
@@ -783,18 +973,24 @@
       </w:pPr>
       <w:r>
         <w:rPr>
-          <w:lang w:val="he_IL" w:bidi="he_IL"/>
-        </w:rPr>
-      </w:r>
-      <w:r>
-        <w:rPr>
-          <w:vertAlign w:val="superscript"/>
+          <w:rtl/>
+          <w:cs/>
+          <w:lang w:val="he_IL" w:bidi="he_IL"/>
+        </w:rPr>
+      </w:r>
+      <w:r>
+        <w:rPr>
+          <w:vertAlign w:val="superscript"/>
+          <w:rtl/>
+          <w:cs/>
           <w:lang w:val="he_IL" w:bidi="he_IL"/>
         </w:rPr>
         <w:t>8</w:t>
       </w:r>
       <w:r>
         <w:rPr>
+          <w:rtl/>
+          <w:cs/>
           <w:lang w:val="he_IL" w:bidi="he_IL"/>
         </w:rPr>
         <w:t xml:space="preserve"> ק֣וֹל דּוֹדִ֔י הִנֵּה־זֶ֖ה בָּ֑א מְדַלֵּג֙ עַל־הֶ֣הָרִ֔ים מְקַפֵּ֖ץ עַל־הַגְּבָעֽוֹת׃</w:t>
@@ -806,18 +1002,24 @@
       </w:pPr>
       <w:r>
         <w:rPr>
-          <w:lang w:val="he_IL" w:bidi="he_IL"/>
-        </w:rPr>
-      </w:r>
-      <w:r>
-        <w:rPr>
-          <w:vertAlign w:val="superscript"/>
+          <w:rtl/>
+          <w:cs/>
+          <w:lang w:val="he_IL" w:bidi="he_IL"/>
+        </w:rPr>
+      </w:r>
+      <w:r>
+        <w:rPr>
+          <w:vertAlign w:val="superscript"/>
+          <w:rtl/>
+          <w:cs/>
           <w:lang w:val="he_IL" w:bidi="he_IL"/>
         </w:rPr>
         <w:t>9</w:t>
       </w:r>
       <w:r>
         <w:rPr>
+          <w:rtl/>
+          <w:cs/>
           <w:lang w:val="he_IL" w:bidi="he_IL"/>
         </w:rPr>
         <w:t xml:space="preserve"> דּוֹמֶ֤ה דוֹדִי֙ לִצְבִ֔י א֖וֹ לְעֹ֣פֶר הָֽאַיָּלִ֑ים הִנֵּה־זֶ֤ה עוֹמֵד֙ אַחַ֣ר כָּתְלֵ֔נוּ מַשְׁגִּ֙יחַ֙ מִן־הַֽחֲלֹּנ֔וֹת מֵצִ֖יץ מִן־הַֽחֲרַכִּֽים׃</w:t>
@@ -829,18 +1031,24 @@
       </w:pPr>
       <w:r>
         <w:rPr>
-          <w:lang w:val="he_IL" w:bidi="he_IL"/>
-        </w:rPr>
-      </w:r>
-      <w:r>
-        <w:rPr>
-          <w:vertAlign w:val="superscript"/>
+          <w:rtl/>
+          <w:cs/>
+          <w:lang w:val="he_IL" w:bidi="he_IL"/>
+        </w:rPr>
+      </w:r>
+      <w:r>
+        <w:rPr>
+          <w:vertAlign w:val="superscript"/>
+          <w:rtl/>
+          <w:cs/>
           <w:lang w:val="he_IL" w:bidi="he_IL"/>
         </w:rPr>
         <w:t>10</w:t>
       </w:r>
       <w:r>
         <w:rPr>
+          <w:rtl/>
+          <w:cs/>
           <w:lang w:val="he_IL" w:bidi="he_IL"/>
         </w:rPr>
         <w:t xml:space="preserve"> עָנָ֥ה דוֹדִ֖י וְאָ֣מַר לִ֑י ק֥וּמִי לָ֛ךְ רַעְיָתִ֥י יָפָתִ֖י וּלְכִי־לָֽךְ׃</w:t>
@@ -852,18 +1060,24 @@
       </w:pPr>
       <w:r>
         <w:rPr>
-          <w:lang w:val="he_IL" w:bidi="he_IL"/>
-        </w:rPr>
-      </w:r>
-      <w:r>
-        <w:rPr>
-          <w:vertAlign w:val="superscript"/>
+          <w:rtl/>
+          <w:cs/>
+          <w:lang w:val="he_IL" w:bidi="he_IL"/>
+        </w:rPr>
+      </w:r>
+      <w:r>
+        <w:rPr>
+          <w:vertAlign w:val="superscript"/>
+          <w:rtl/>
+          <w:cs/>
           <w:lang w:val="he_IL" w:bidi="he_IL"/>
         </w:rPr>
         <w:t>11</w:t>
       </w:r>
       <w:r>
         <w:rPr>
+          <w:rtl/>
+          <w:cs/>
           <w:lang w:val="he_IL" w:bidi="he_IL"/>
         </w:rPr>
         <w:t xml:space="preserve"> כִּֽי־הִנֵּ֥ה הסתו עָבָ֑ר הַגֶּ֕שֶׁם חָלַ֖ף הָלַ֥ךְ לֽוֹ׃</w:t>
@@ -875,18 +1089,24 @@
       </w:pPr>
       <w:r>
         <w:rPr>
-          <w:lang w:val="he_IL" w:bidi="he_IL"/>
-        </w:rPr>
-      </w:r>
-      <w:r>
-        <w:rPr>
-          <w:vertAlign w:val="superscript"/>
+          <w:rtl/>
+          <w:cs/>
+          <w:lang w:val="he_IL" w:bidi="he_IL"/>
+        </w:rPr>
+      </w:r>
+      <w:r>
+        <w:rPr>
+          <w:vertAlign w:val="superscript"/>
+          <w:rtl/>
+          <w:cs/>
           <w:lang w:val="he_IL" w:bidi="he_IL"/>
         </w:rPr>
         <w:t>12</w:t>
       </w:r>
       <w:r>
         <w:rPr>
+          <w:rtl/>
+          <w:cs/>
           <w:lang w:val="he_IL" w:bidi="he_IL"/>
         </w:rPr>
         <w:t xml:space="preserve"> הַנִּצָּנִים֙ נִרְא֣וּ בָאָ֔רֶץ עֵ֥ת הַזָּמִ֖יר הִגִּ֑יעַ וְק֥וֹל הַתּ֖וֹר נִשְׁמַ֥ע בְּאַרְצֵֽנוּ׃</w:t>
@@ -898,18 +1118,24 @@
       </w:pPr>
       <w:r>
         <w:rPr>
-          <w:lang w:val="he_IL" w:bidi="he_IL"/>
-        </w:rPr>
-      </w:r>
-      <w:r>
-        <w:rPr>
-          <w:vertAlign w:val="superscript"/>
+          <w:rtl/>
+          <w:cs/>
+          <w:lang w:val="he_IL" w:bidi="he_IL"/>
+        </w:rPr>
+      </w:r>
+      <w:r>
+        <w:rPr>
+          <w:vertAlign w:val="superscript"/>
+          <w:rtl/>
+          <w:cs/>
           <w:lang w:val="he_IL" w:bidi="he_IL"/>
         </w:rPr>
         <w:t>13</w:t>
       </w:r>
       <w:r>
         <w:rPr>
+          <w:rtl/>
+          <w:cs/>
           <w:lang w:val="he_IL" w:bidi="he_IL"/>
         </w:rPr>
         <w:t xml:space="preserve"> הַתְּאֵנָה֙ חָֽנְטָ֣ה פַגֶּ֔יהָ וְהַגְּפָנִ֥ים ׀ סְמָדַ֖ר נָ֣תְנוּ רֵ֑יחַ ק֥וּמִי לכי רַעְיָתִ֥י יָפָתִ֖י וּלְכִי־לָֽךְ׃ ס</w:t>
@@ -921,18 +1147,24 @@
       </w:pPr>
       <w:r>
         <w:rPr>
-          <w:lang w:val="he_IL" w:bidi="he_IL"/>
-        </w:rPr>
-      </w:r>
-      <w:r>
-        <w:rPr>
-          <w:vertAlign w:val="superscript"/>
+          <w:rtl/>
+          <w:cs/>
+          <w:lang w:val="he_IL" w:bidi="he_IL"/>
+        </w:rPr>
+      </w:r>
+      <w:r>
+        <w:rPr>
+          <w:vertAlign w:val="superscript"/>
+          <w:rtl/>
+          <w:cs/>
           <w:lang w:val="he_IL" w:bidi="he_IL"/>
         </w:rPr>
         <w:t>14</w:t>
       </w:r>
       <w:r>
         <w:rPr>
+          <w:rtl/>
+          <w:cs/>
           <w:lang w:val="he_IL" w:bidi="he_IL"/>
         </w:rPr>
         <w:t xml:space="preserve"> יוֹנָתִ֞י בְּחַגְוֵ֣י הַסֶּ֗לַע בְּסֵ֙תֶר֙ הַמַּדְרֵגָ֔ה הַרְאִ֙ינִי֙ אֶתּ־מַרְאַ֔יִךְ הַשְׁמִיעִ֖ינִי אֶת־קוֹלֵ֑ךְ כִּי־קוֹלֵ֥ךְ עָרֵ֖ב וּמַרְאֵ֥יךְ נָאוֶֽה׃ ס</w:t>
@@ -944,18 +1176,24 @@
       </w:pPr>
       <w:r>
         <w:rPr>
-          <w:lang w:val="he_IL" w:bidi="he_IL"/>
-        </w:rPr>
-      </w:r>
-      <w:r>
-        <w:rPr>
-          <w:vertAlign w:val="superscript"/>
+          <w:rtl/>
+          <w:cs/>
+          <w:lang w:val="he_IL" w:bidi="he_IL"/>
+        </w:rPr>
+      </w:r>
+      <w:r>
+        <w:rPr>
+          <w:vertAlign w:val="superscript"/>
+          <w:rtl/>
+          <w:cs/>
           <w:lang w:val="he_IL" w:bidi="he_IL"/>
         </w:rPr>
         <w:t>15</w:t>
       </w:r>
       <w:r>
         <w:rPr>
+          <w:rtl/>
+          <w:cs/>
           <w:lang w:val="he_IL" w:bidi="he_IL"/>
         </w:rPr>
         <w:t xml:space="preserve"> אֶֽחֱזוּ־לָ֙נוּ֙ שֽׁוּעָלִ֔ים שֽׁוּעָלִ֥ים קְטַנִּ֖ים מְחַבְּלִ֣ים כְּרָמִ֑ים וּכְרָמֵ֖ינוּ סְמָדַֽר׃</w:t>
@@ -967,18 +1205,24 @@
       </w:pPr>
       <w:r>
         <w:rPr>
-          <w:lang w:val="he_IL" w:bidi="he_IL"/>
-        </w:rPr>
-      </w:r>
-      <w:r>
-        <w:rPr>
-          <w:vertAlign w:val="superscript"/>
+          <w:rtl/>
+          <w:cs/>
+          <w:lang w:val="he_IL" w:bidi="he_IL"/>
+        </w:rPr>
+      </w:r>
+      <w:r>
+        <w:rPr>
+          <w:vertAlign w:val="superscript"/>
+          <w:rtl/>
+          <w:cs/>
           <w:lang w:val="he_IL" w:bidi="he_IL"/>
         </w:rPr>
         <w:t>16</w:t>
       </w:r>
       <w:r>
         <w:rPr>
+          <w:rtl/>
+          <w:cs/>
           <w:lang w:val="he_IL" w:bidi="he_IL"/>
         </w:rPr>
         <w:t xml:space="preserve"> דּוֹדִ֥י לִי֙ וַאֲנִ֣י ל֔וֹ הָרֹעֶ֖ה בַּשּׁוֹשַׁנִּֽים׃</w:t>
@@ -990,18 +1234,24 @@
       </w:pPr>
       <w:r>
         <w:rPr>
-          <w:lang w:val="he_IL" w:bidi="he_IL"/>
-        </w:rPr>
-      </w:r>
-      <w:r>
-        <w:rPr>
-          <w:vertAlign w:val="superscript"/>
+          <w:rtl/>
+          <w:cs/>
+          <w:lang w:val="he_IL" w:bidi="he_IL"/>
+        </w:rPr>
+      </w:r>
+      <w:r>
+        <w:rPr>
+          <w:vertAlign w:val="superscript"/>
+          <w:rtl/>
+          <w:cs/>
           <w:lang w:val="he_IL" w:bidi="he_IL"/>
         </w:rPr>
         <w:t>17</w:t>
       </w:r>
       <w:r>
         <w:rPr>
+          <w:rtl/>
+          <w:cs/>
           <w:lang w:val="he_IL" w:bidi="he_IL"/>
         </w:rPr>
         <w:t xml:space="preserve"> עַ֤ד שֶׁיָּפ֙וּחַ֙ הַיּ֔וֹם וְנָ֖סוּ הַצְּלָלִ֑ים סֹב֩ דְּמֵה־לְךָ֨ דוֹדִ֜י לִצְבִ֗י א֛וֹ לְעֹ֥פֶר הָאַיָּלִ֖ים עַל־הָ֥רֵי בָֽתֶר׃ ס</w:t>
@@ -1014,34 +1264,44 @@
       </w:pPr>
       <w:r>
         <w:rPr>
+          <w:rtl/>
+          <w:cs/>
           <w:lang w:val="he_IL" w:bidi="he_IL"/>
         </w:rPr>
         <w:t>Song of Songs 3:1</w:t>
       </w:r>
       <w:r>
         <w:rPr>
-          <w:lang w:val="he_IL" w:bidi="he_IL"/>
-        </w:rPr>
-      </w:r>
-    </w:p>
-    <w:p>
-      <w:pPr>
-        <w:bidi/>
-      </w:pPr>
-      <w:r>
-        <w:rPr>
-          <w:lang w:val="he_IL" w:bidi="he_IL"/>
-        </w:rPr>
-      </w:r>
-      <w:r>
-        <w:rPr>
-          <w:vertAlign w:val="superscript"/>
+          <w:rtl/>
+          <w:cs/>
+          <w:lang w:val="he_IL" w:bidi="he_IL"/>
+        </w:rPr>
+      </w:r>
+    </w:p>
+    <w:p>
+      <w:pPr>
+        <w:bidi/>
+      </w:pPr>
+      <w:r>
+        <w:rPr>
+          <w:rtl/>
+          <w:cs/>
+          <w:lang w:val="he_IL" w:bidi="he_IL"/>
+        </w:rPr>
+      </w:r>
+      <w:r>
+        <w:rPr>
+          <w:vertAlign w:val="superscript"/>
+          <w:rtl/>
+          <w:cs/>
           <w:lang w:val="he_IL" w:bidi="he_IL"/>
         </w:rPr>
         <w:t>1</w:t>
       </w:r>
       <w:r>
         <w:rPr>
+          <w:rtl/>
+          <w:cs/>
           <w:lang w:val="he_IL" w:bidi="he_IL"/>
         </w:rPr>
         <w:t xml:space="preserve"> עַל־מִשְׁכָּבִי֙ בַּלֵּיל֔וֹת בִּקַּ֕שְׁתִּי אֵ֥ת שֶׁאָהֲבָ֖ה נַפְשִׁ֑י בִּקַּשְׁתִּ֖יו וְלֹ֥א מְצָאתִֽיו׃</w:t>
@@ -1053,18 +1313,24 @@
       </w:pPr>
       <w:r>
         <w:rPr>
-          <w:lang w:val="he_IL" w:bidi="he_IL"/>
-        </w:rPr>
-      </w:r>
-      <w:r>
-        <w:rPr>
-          <w:vertAlign w:val="superscript"/>
+          <w:rtl/>
+          <w:cs/>
+          <w:lang w:val="he_IL" w:bidi="he_IL"/>
+        </w:rPr>
+      </w:r>
+      <w:r>
+        <w:rPr>
+          <w:vertAlign w:val="superscript"/>
+          <w:rtl/>
+          <w:cs/>
           <w:lang w:val="he_IL" w:bidi="he_IL"/>
         </w:rPr>
         <w:t>2</w:t>
       </w:r>
       <w:r>
         <w:rPr>
+          <w:rtl/>
+          <w:cs/>
           <w:lang w:val="he_IL" w:bidi="he_IL"/>
         </w:rPr>
         <w:t xml:space="preserve"> אָק֨וּמָה נָּ֜א וַאֲסוֹבְבָ֣ה בָעִ֗יר בַּשְּׁוָקִים֙ וּבָ֣רְחֹב֔וֹת אֲבַקְשָׁ֕ה אֵ֥ת שֶׁאָהֲבָ֖ה נַפְשִׁ֑י בִּקַּשְׁתִּ֖יו וְלֹ֥א מְצָאתִֽיו׃</w:t>
@@ -1076,18 +1342,24 @@
       </w:pPr>
       <w:r>
         <w:rPr>
-          <w:lang w:val="he_IL" w:bidi="he_IL"/>
-        </w:rPr>
-      </w:r>
-      <w:r>
-        <w:rPr>
-          <w:vertAlign w:val="superscript"/>
+          <w:rtl/>
+          <w:cs/>
+          <w:lang w:val="he_IL" w:bidi="he_IL"/>
+        </w:rPr>
+      </w:r>
+      <w:r>
+        <w:rPr>
+          <w:vertAlign w:val="superscript"/>
+          <w:rtl/>
+          <w:cs/>
           <w:lang w:val="he_IL" w:bidi="he_IL"/>
         </w:rPr>
         <w:t>3</w:t>
       </w:r>
       <w:r>
         <w:rPr>
+          <w:rtl/>
+          <w:cs/>
           <w:lang w:val="he_IL" w:bidi="he_IL"/>
         </w:rPr>
         <w:t xml:space="preserve"> מְצָא֙וּנִי֙ הַשֹּׁ֣מְרִ֔ים הַסֹּבְבִ֖ים בָּעִ֑יר אֵ֛ת שֶׁאָהֲבָ֥ה נַפְשִׁ֖י רְאִיתֶֽם׃</w:t>
@@ -1099,18 +1371,24 @@
       </w:pPr>
       <w:r>
         <w:rPr>
-          <w:lang w:val="he_IL" w:bidi="he_IL"/>
-        </w:rPr>
-      </w:r>
-      <w:r>
-        <w:rPr>
-          <w:vertAlign w:val="superscript"/>
+          <w:rtl/>
+          <w:cs/>
+          <w:lang w:val="he_IL" w:bidi="he_IL"/>
+        </w:rPr>
+      </w:r>
+      <w:r>
+        <w:rPr>
+          <w:vertAlign w:val="superscript"/>
+          <w:rtl/>
+          <w:cs/>
           <w:lang w:val="he_IL" w:bidi="he_IL"/>
         </w:rPr>
         <w:t>4</w:t>
       </w:r>
       <w:r>
         <w:rPr>
+          <w:rtl/>
+          <w:cs/>
           <w:lang w:val="he_IL" w:bidi="he_IL"/>
         </w:rPr>
         <w:t xml:space="preserve"> כִּמְעַט֙ שֶׁעָבַ֣רְתִּי מֵהֶ֔ם עַ֣ד שֶֽׁמָּצָ֔אתִי אֵ֥ת שֶׁאָהֲבָ֖ה נַפְשִׁ֑י אֲחַזְתִּיו֙ וְלֹ֣א אַרְפֶּ֔נּוּ עַד־שֶׁ֤הֲבֵיאתִיו֙ אֶל־בֵּ֣ית אִמִּ֔י וְאֶל־חֶ֖דֶר הוֹרָתִֽי׃</w:t>
@@ -1122,18 +1400,24 @@
       </w:pPr>
       <w:r>
         <w:rPr>
-          <w:lang w:val="he_IL" w:bidi="he_IL"/>
-        </w:rPr>
-      </w:r>
-      <w:r>
-        <w:rPr>
-          <w:vertAlign w:val="superscript"/>
+          <w:rtl/>
+          <w:cs/>
+          <w:lang w:val="he_IL" w:bidi="he_IL"/>
+        </w:rPr>
+      </w:r>
+      <w:r>
+        <w:rPr>
+          <w:vertAlign w:val="superscript"/>
+          <w:rtl/>
+          <w:cs/>
           <w:lang w:val="he_IL" w:bidi="he_IL"/>
         </w:rPr>
         <w:t>5</w:t>
       </w:r>
       <w:r>
         <w:rPr>
+          <w:rtl/>
+          <w:cs/>
           <w:lang w:val="he_IL" w:bidi="he_IL"/>
         </w:rPr>
         <w:t xml:space="preserve"> הִשְׁבַּ֨עְתִּי אֶתְכֶ֜ם בְּנ֤וֹת יְרוּשָׁלִַ֙ם֙ בִּצְבָא֔וֹת א֖וֹ בְּאַיְל֣וֹת הַשָּׂדֶ֑ה אִם־תָּעִ֧ירוּ ׀ וְֽאִם־תְּעֽוֹרְר֛וּ אֶת־הָאַהֲבָ֖ה עַ֥ד שֶׁתֶּחְפָּֽץ׃ ס</w:t>
@@ -1145,18 +1429,24 @@
       </w:pPr>
       <w:r>
         <w:rPr>
-          <w:lang w:val="he_IL" w:bidi="he_IL"/>
-        </w:rPr>
-      </w:r>
-      <w:r>
-        <w:rPr>
-          <w:vertAlign w:val="superscript"/>
+          <w:rtl/>
+          <w:cs/>
+          <w:lang w:val="he_IL" w:bidi="he_IL"/>
+        </w:rPr>
+      </w:r>
+      <w:r>
+        <w:rPr>
+          <w:vertAlign w:val="superscript"/>
+          <w:rtl/>
+          <w:cs/>
           <w:lang w:val="he_IL" w:bidi="he_IL"/>
         </w:rPr>
         <w:t>6</w:t>
       </w:r>
       <w:r>
         <w:rPr>
+          <w:rtl/>
+          <w:cs/>
           <w:lang w:val="he_IL" w:bidi="he_IL"/>
         </w:rPr>
         <w:t xml:space="preserve"> מִ֣י זֹ֗את עֹלָה֙ מִן־הַמִּדְבָּ֔ר כְּתִֽימֲר֖וֹת עָשָׁ֑ן מְקֻטֶּ֤רֶת מוֹר֙ וּלְבוֹנָ֔ה מִכֹּ֖ל אַבְקַ֥ת רוֹכֵֽל׃</w:t>
@@ -1168,18 +1458,24 @@
       </w:pPr>
       <w:r>
         <w:rPr>
-          <w:lang w:val="he_IL" w:bidi="he_IL"/>
-        </w:rPr>
-      </w:r>
-      <w:r>
-        <w:rPr>
-          <w:vertAlign w:val="superscript"/>
+          <w:rtl/>
+          <w:cs/>
+          <w:lang w:val="he_IL" w:bidi="he_IL"/>
+        </w:rPr>
+      </w:r>
+      <w:r>
+        <w:rPr>
+          <w:vertAlign w:val="superscript"/>
+          <w:rtl/>
+          <w:cs/>
           <w:lang w:val="he_IL" w:bidi="he_IL"/>
         </w:rPr>
         <w:t>7</w:t>
       </w:r>
       <w:r>
         <w:rPr>
+          <w:rtl/>
+          <w:cs/>
           <w:lang w:val="he_IL" w:bidi="he_IL"/>
         </w:rPr>
         <w:t xml:space="preserve"> הִנֵּ֗ה מִטָּתוֹ֙ שֶׁלִּשְׁלֹמֹ֔ה שִׁשִּׁ֥ים גִּבֹּרִ֖ים סָבִ֣יב לָ֑הּ מִגִּבֹּרֵ֖י יִשְׂרָאֵֽל׃</w:t>
@@ -1191,18 +1487,24 @@
       </w:pPr>
       <w:r>
         <w:rPr>
-          <w:lang w:val="he_IL" w:bidi="he_IL"/>
-        </w:rPr>
-      </w:r>
-      <w:r>
-        <w:rPr>
-          <w:vertAlign w:val="superscript"/>
+          <w:rtl/>
+          <w:cs/>
+          <w:lang w:val="he_IL" w:bidi="he_IL"/>
+        </w:rPr>
+      </w:r>
+      <w:r>
+        <w:rPr>
+          <w:vertAlign w:val="superscript"/>
+          <w:rtl/>
+          <w:cs/>
           <w:lang w:val="he_IL" w:bidi="he_IL"/>
         </w:rPr>
         <w:t>8</w:t>
       </w:r>
       <w:r>
         <w:rPr>
+          <w:rtl/>
+          <w:cs/>
           <w:lang w:val="he_IL" w:bidi="he_IL"/>
         </w:rPr>
         <w:t xml:space="preserve"> כֻּלָּם֙ אֲחֻ֣זֵי חֶ֔רֶב מְלֻמְּדֵ֖י מִלְחָמָ֑ה אִ֤ישׁ חַרְבּוֹ֙ עַל־יְרֵכ֔וֹ מִפַּ֖חַד בַּלֵּילּֽוֹת׃ ס</w:t>
@@ -1214,18 +1516,24 @@
       </w:pPr>
       <w:r>
         <w:rPr>
-          <w:lang w:val="he_IL" w:bidi="he_IL"/>
-        </w:rPr>
-      </w:r>
-      <w:r>
-        <w:rPr>
-          <w:vertAlign w:val="superscript"/>
+          <w:rtl/>
+          <w:cs/>
+          <w:lang w:val="he_IL" w:bidi="he_IL"/>
+        </w:rPr>
+      </w:r>
+      <w:r>
+        <w:rPr>
+          <w:vertAlign w:val="superscript"/>
+          <w:rtl/>
+          <w:cs/>
           <w:lang w:val="he_IL" w:bidi="he_IL"/>
         </w:rPr>
         <w:t>9</w:t>
       </w:r>
       <w:r>
         <w:rPr>
+          <w:rtl/>
+          <w:cs/>
           <w:lang w:val="he_IL" w:bidi="he_IL"/>
         </w:rPr>
         <w:t xml:space="preserve"> אַפִּרְי֗וֹן עָ֤שָׂה לוֹ֙ הַמֶּ֣לֶךְ שְׁלֹמֹ֔ה מֵעֲצֵ֖י הַלְּבָנֽוֹן׃</w:t>
@@ -1237,18 +1545,24 @@
       </w:pPr>
       <w:r>
         <w:rPr>
-          <w:lang w:val="he_IL" w:bidi="he_IL"/>
-        </w:rPr>
-      </w:r>
-      <w:r>
-        <w:rPr>
-          <w:vertAlign w:val="superscript"/>
+          <w:rtl/>
+          <w:cs/>
+          <w:lang w:val="he_IL" w:bidi="he_IL"/>
+        </w:rPr>
+      </w:r>
+      <w:r>
+        <w:rPr>
+          <w:vertAlign w:val="superscript"/>
+          <w:rtl/>
+          <w:cs/>
           <w:lang w:val="he_IL" w:bidi="he_IL"/>
         </w:rPr>
         <w:t>10</w:t>
       </w:r>
       <w:r>
         <w:rPr>
+          <w:rtl/>
+          <w:cs/>
           <w:lang w:val="he_IL" w:bidi="he_IL"/>
         </w:rPr>
         <w:t xml:space="preserve"> עַמּוּדָיו֙ עָ֣שָׂה כֶ֔סֶף רְפִידָת֣וֹ זָהָ֔ב מֶרְכָּב֖וֹ אַרְגָּמָ֑ן תּוֹכוֹ֙ רָצ֣וּף אַהֲבָ֔ה מִבְּנ֖וֹת יְרוּשָׁלִָֽם׃</w:t>
@@ -1260,18 +1574,24 @@
       </w:pPr>
       <w:r>
         <w:rPr>
-          <w:lang w:val="he_IL" w:bidi="he_IL"/>
-        </w:rPr>
-      </w:r>
-      <w:r>
-        <w:rPr>
-          <w:vertAlign w:val="superscript"/>
+          <w:rtl/>
+          <w:cs/>
+          <w:lang w:val="he_IL" w:bidi="he_IL"/>
+        </w:rPr>
+      </w:r>
+      <w:r>
+        <w:rPr>
+          <w:vertAlign w:val="superscript"/>
+          <w:rtl/>
+          <w:cs/>
           <w:lang w:val="he_IL" w:bidi="he_IL"/>
         </w:rPr>
         <w:t>11</w:t>
       </w:r>
       <w:r>
         <w:rPr>
+          <w:rtl/>
+          <w:cs/>
           <w:lang w:val="he_IL" w:bidi="he_IL"/>
         </w:rPr>
         <w:t xml:space="preserve"> צְאֶ֧ינָה ׀ וּֽרְאֶ֛ינָה בְּנ֥וֹת צִיּ֖וֹן בַּמֶּ֣לֶךְ שְׁלֹמֹ֑ה בָּעֲטָרָ֗ה שֶׁעִטְּרָה־לּ֤וֹ אִמּוֹ֙ בְּי֣וֹם חֲתֻנָּת֔וֹ וּבְי֖וֹם שִׂמְחַ֥ת לִבּֽוֹ׃ ס</w:t>
@@ -1284,34 +1604,44 @@
       </w:pPr>
       <w:r>
         <w:rPr>
+          <w:rtl/>
+          <w:cs/>
           <w:lang w:val="he_IL" w:bidi="he_IL"/>
         </w:rPr>
         <w:t>Song of Songs 4:1</w:t>
       </w:r>
       <w:r>
         <w:rPr>
-          <w:lang w:val="he_IL" w:bidi="he_IL"/>
-        </w:rPr>
-      </w:r>
-    </w:p>
-    <w:p>
-      <w:pPr>
-        <w:bidi/>
-      </w:pPr>
-      <w:r>
-        <w:rPr>
-          <w:lang w:val="he_IL" w:bidi="he_IL"/>
-        </w:rPr>
-      </w:r>
-      <w:r>
-        <w:rPr>
-          <w:vertAlign w:val="superscript"/>
+          <w:rtl/>
+          <w:cs/>
+          <w:lang w:val="he_IL" w:bidi="he_IL"/>
+        </w:rPr>
+      </w:r>
+    </w:p>
+    <w:p>
+      <w:pPr>
+        <w:bidi/>
+      </w:pPr>
+      <w:r>
+        <w:rPr>
+          <w:rtl/>
+          <w:cs/>
+          <w:lang w:val="he_IL" w:bidi="he_IL"/>
+        </w:rPr>
+      </w:r>
+      <w:r>
+        <w:rPr>
+          <w:vertAlign w:val="superscript"/>
+          <w:rtl/>
+          <w:cs/>
           <w:lang w:val="he_IL" w:bidi="he_IL"/>
         </w:rPr>
         <w:t>1</w:t>
       </w:r>
       <w:r>
         <w:rPr>
+          <w:rtl/>
+          <w:cs/>
           <w:lang w:val="he_IL" w:bidi="he_IL"/>
         </w:rPr>
         <w:t xml:space="preserve"> הִנָּ֨ךְ יָפָ֤ה רַעְיָתִי֙ הִנָּ֣ךְ יָפָ֔ה עֵינַ֣יִךְ יוֹנִ֔ים מִבַּ֖עַד לְצַמָּתֵ֑ךְ שַׂעְרֵךְ֙ כְּעֵ֣דֶר הָֽעִזִּ֔ים שֶׁגָּלְשׁ֖וּ מֵהַ֥ר גִּלְעָֽד׃</w:t>
@@ -1323,18 +1653,24 @@
       </w:pPr>
       <w:r>
         <w:rPr>
-          <w:lang w:val="he_IL" w:bidi="he_IL"/>
-        </w:rPr>
-      </w:r>
-      <w:r>
-        <w:rPr>
-          <w:vertAlign w:val="superscript"/>
+          <w:rtl/>
+          <w:cs/>
+          <w:lang w:val="he_IL" w:bidi="he_IL"/>
+        </w:rPr>
+      </w:r>
+      <w:r>
+        <w:rPr>
+          <w:vertAlign w:val="superscript"/>
+          <w:rtl/>
+          <w:cs/>
           <w:lang w:val="he_IL" w:bidi="he_IL"/>
         </w:rPr>
         <w:t>2</w:t>
       </w:r>
       <w:r>
         <w:rPr>
+          <w:rtl/>
+          <w:cs/>
           <w:lang w:val="he_IL" w:bidi="he_IL"/>
         </w:rPr>
         <w:t xml:space="preserve"> שִׁנַּ֙יִךְ֙ כְּעֵ֣דֶר הַקְּצוּב֔וֹת שֶׁעָל֖וּ מִן־הָרַחְצָ֑ה שֶׁכֻּלָּם֙ מַתְאִימ֔וֹת וְשַׁכֻּלָ֖ה אֵ֥ין בָּהֶֽם׃</w:t>
@@ -1346,18 +1682,24 @@
       </w:pPr>
       <w:r>
         <w:rPr>
-          <w:lang w:val="he_IL" w:bidi="he_IL"/>
-        </w:rPr>
-      </w:r>
-      <w:r>
-        <w:rPr>
-          <w:vertAlign w:val="superscript"/>
+          <w:rtl/>
+          <w:cs/>
+          <w:lang w:val="he_IL" w:bidi="he_IL"/>
+        </w:rPr>
+      </w:r>
+      <w:r>
+        <w:rPr>
+          <w:vertAlign w:val="superscript"/>
+          <w:rtl/>
+          <w:cs/>
           <w:lang w:val="he_IL" w:bidi="he_IL"/>
         </w:rPr>
         <w:t>3</w:t>
       </w:r>
       <w:r>
         <w:rPr>
+          <w:rtl/>
+          <w:cs/>
           <w:lang w:val="he_IL" w:bidi="he_IL"/>
         </w:rPr>
         <w:t xml:space="preserve"> כְּח֤וּט הַשָּׁנִי֙ שִׂפְתֹתַ֔יִךְ וּמִדְבָּרֵ֖יךְ נָאוֶ֑ה כְּפֶ֤לַח הָֽרִמּוֹן֙ רַקָּתֵ֔ךְ מִבַּ֖עַד לְצַמָּתֵֽךְ׃</w:t>
@@ -1369,18 +1711,24 @@
       </w:pPr>
       <w:r>
         <w:rPr>
-          <w:lang w:val="he_IL" w:bidi="he_IL"/>
-        </w:rPr>
-      </w:r>
-      <w:r>
-        <w:rPr>
-          <w:vertAlign w:val="superscript"/>
+          <w:rtl/>
+          <w:cs/>
+          <w:lang w:val="he_IL" w:bidi="he_IL"/>
+        </w:rPr>
+      </w:r>
+      <w:r>
+        <w:rPr>
+          <w:vertAlign w:val="superscript"/>
+          <w:rtl/>
+          <w:cs/>
           <w:lang w:val="he_IL" w:bidi="he_IL"/>
         </w:rPr>
         <w:t>4</w:t>
       </w:r>
       <w:r>
         <w:rPr>
+          <w:rtl/>
+          <w:cs/>
           <w:lang w:val="he_IL" w:bidi="he_IL"/>
         </w:rPr>
         <w:t xml:space="preserve"> כְּמִגְדַּ֤ל דָּוִיד֙ צַוָּארֵ֔ךְ בָּנ֖וּי לְתַלְפִּיּ֑וֹת אֶ֤לֶף הַמָּגֵן֙ תָּל֣וּי עָלָ֔יו כֹּ֖ל שִׁלְטֵ֥י הַגִּבּוֹרִֽים׃</w:t>
@@ -1392,18 +1740,24 @@
       </w:pPr>
       <w:r>
         <w:rPr>
-          <w:lang w:val="he_IL" w:bidi="he_IL"/>
-        </w:rPr>
-      </w:r>
-      <w:r>
-        <w:rPr>
-          <w:vertAlign w:val="superscript"/>
+          <w:rtl/>
+          <w:cs/>
+          <w:lang w:val="he_IL" w:bidi="he_IL"/>
+        </w:rPr>
+      </w:r>
+      <w:r>
+        <w:rPr>
+          <w:vertAlign w:val="superscript"/>
+          <w:rtl/>
+          <w:cs/>
           <w:lang w:val="he_IL" w:bidi="he_IL"/>
         </w:rPr>
         <w:t>5</w:t>
       </w:r>
       <w:r>
         <w:rPr>
+          <w:rtl/>
+          <w:cs/>
           <w:lang w:val="he_IL" w:bidi="he_IL"/>
         </w:rPr>
         <w:t xml:space="preserve"> שְׁנֵ֥י שָׁדַ֛יִךְ כִּשְׁנֵ֥י עֳפָרִ֖ים תְּאוֹמֵ֣י צְבִיָּ֑ה הָרוֹעִ֖ים בַּשּׁוֹשַׁנִּֽים׃</w:t>
@@ -1415,18 +1769,24 @@
       </w:pPr>
       <w:r>
         <w:rPr>
-          <w:lang w:val="he_IL" w:bidi="he_IL"/>
-        </w:rPr>
-      </w:r>
-      <w:r>
-        <w:rPr>
-          <w:vertAlign w:val="superscript"/>
+          <w:rtl/>
+          <w:cs/>
+          <w:lang w:val="he_IL" w:bidi="he_IL"/>
+        </w:rPr>
+      </w:r>
+      <w:r>
+        <w:rPr>
+          <w:vertAlign w:val="superscript"/>
+          <w:rtl/>
+          <w:cs/>
           <w:lang w:val="he_IL" w:bidi="he_IL"/>
         </w:rPr>
         <w:t>6</w:t>
       </w:r>
       <w:r>
         <w:rPr>
+          <w:rtl/>
+          <w:cs/>
           <w:lang w:val="he_IL" w:bidi="he_IL"/>
         </w:rPr>
         <w:t xml:space="preserve"> עַ֤ד שֶׁיָּפ֙וּחַ֙ הַיּ֔וֹם וְנָ֖סוּ הַצְּלָלִ֑ים אֵ֤לֶךְ לִי֙ אֶל־הַ֣ר הַמּ֔וֹר וְאֶל־גִּבְעַ֖ת הַלְּבוֹנָֽה׃</w:t>
@@ -1438,18 +1798,24 @@
       </w:pPr>
       <w:r>
         <w:rPr>
-          <w:lang w:val="he_IL" w:bidi="he_IL"/>
-        </w:rPr>
-      </w:r>
-      <w:r>
-        <w:rPr>
-          <w:vertAlign w:val="superscript"/>
+          <w:rtl/>
+          <w:cs/>
+          <w:lang w:val="he_IL" w:bidi="he_IL"/>
+        </w:rPr>
+      </w:r>
+      <w:r>
+        <w:rPr>
+          <w:vertAlign w:val="superscript"/>
+          <w:rtl/>
+          <w:cs/>
           <w:lang w:val="he_IL" w:bidi="he_IL"/>
         </w:rPr>
         <w:t>7</w:t>
       </w:r>
       <w:r>
         <w:rPr>
+          <w:rtl/>
+          <w:cs/>
           <w:lang w:val="he_IL" w:bidi="he_IL"/>
         </w:rPr>
         <w:t xml:space="preserve"> כֻּלָּ֤ךְ יָפָה֙ רַעְיָתִ֔י וּמ֖וּם אֵ֥ין בָּֽךְ׃ ס</w:t>
@@ -1461,18 +1827,24 @@
       </w:pPr>
       <w:r>
         <w:rPr>
-          <w:lang w:val="he_IL" w:bidi="he_IL"/>
-        </w:rPr>
-      </w:r>
-      <w:r>
-        <w:rPr>
-          <w:vertAlign w:val="superscript"/>
+          <w:rtl/>
+          <w:cs/>
+          <w:lang w:val="he_IL" w:bidi="he_IL"/>
+        </w:rPr>
+      </w:r>
+      <w:r>
+        <w:rPr>
+          <w:vertAlign w:val="superscript"/>
+          <w:rtl/>
+          <w:cs/>
           <w:lang w:val="he_IL" w:bidi="he_IL"/>
         </w:rPr>
         <w:t>8</w:t>
       </w:r>
       <w:r>
         <w:rPr>
+          <w:rtl/>
+          <w:cs/>
           <w:lang w:val="he_IL" w:bidi="he_IL"/>
         </w:rPr>
         <w:t xml:space="preserve"> אִתִּ֤י מִלְּבָנוֹן֙ כַּלָּ֔ה אִתִּ֖י מִלְּבָנ֣וֹן תָּב֑וֹאִי תָּשׁ֣וּרִי ׀ מֵרֹ֣אשׁ אֲמָנָ֗ה מֵרֹ֤אשׁ שְׂנִיר֙ וְחֶרְמ֔וֹן מִמְּעֹנ֣וֹת אֲרָי֔וֹת מֵֽהַרְרֵ֖י נְמֵרִֽים׃</w:t>
@@ -1484,18 +1856,24 @@
       </w:pPr>
       <w:r>
         <w:rPr>
-          <w:lang w:val="he_IL" w:bidi="he_IL"/>
-        </w:rPr>
-      </w:r>
-      <w:r>
-        <w:rPr>
-          <w:vertAlign w:val="superscript"/>
+          <w:rtl/>
+          <w:cs/>
+          <w:lang w:val="he_IL" w:bidi="he_IL"/>
+        </w:rPr>
+      </w:r>
+      <w:r>
+        <w:rPr>
+          <w:vertAlign w:val="superscript"/>
+          <w:rtl/>
+          <w:cs/>
           <w:lang w:val="he_IL" w:bidi="he_IL"/>
         </w:rPr>
         <w:t>9</w:t>
       </w:r>
       <w:r>
         <w:rPr>
+          <w:rtl/>
+          <w:cs/>
           <w:lang w:val="he_IL" w:bidi="he_IL"/>
         </w:rPr>
         <w:t xml:space="preserve"> לִבַּבְתִּ֖נִי אֲחֹתִ֣י כַלָּ֑ה לִבַּבְתִּ֙ינִי֙ באחד מֵעֵינַ֔יִךְ בְּאַחַ֥ד עֲנָ֖ק מִצַּוְּרֹנָֽיִךְ׃</w:t>
@@ -1507,18 +1885,24 @@
       </w:pPr>
       <w:r>
         <w:rPr>
-          <w:lang w:val="he_IL" w:bidi="he_IL"/>
-        </w:rPr>
-      </w:r>
-      <w:r>
-        <w:rPr>
-          <w:vertAlign w:val="superscript"/>
+          <w:rtl/>
+          <w:cs/>
+          <w:lang w:val="he_IL" w:bidi="he_IL"/>
+        </w:rPr>
+      </w:r>
+      <w:r>
+        <w:rPr>
+          <w:vertAlign w:val="superscript"/>
+          <w:rtl/>
+          <w:cs/>
           <w:lang w:val="he_IL" w:bidi="he_IL"/>
         </w:rPr>
         <w:t>10</w:t>
       </w:r>
       <w:r>
         <w:rPr>
+          <w:rtl/>
+          <w:cs/>
           <w:lang w:val="he_IL" w:bidi="he_IL"/>
         </w:rPr>
         <w:t xml:space="preserve"> מַה־יָּפ֥וּ דֹדַ֖יִךְ אֲחֹתִ֣י כַלָּ֑ה מַה־טֹּ֤בוּ דֹדַ֙יִךְ֙ מִיַּ֔יִן וְרֵ֥יחַ שְׁמָנַ֖יִךְ מִכָּל־בְּשָׂמִֽים׃</w:t>
@@ -1530,18 +1914,24 @@
       </w:pPr>
       <w:r>
         <w:rPr>
-          <w:lang w:val="he_IL" w:bidi="he_IL"/>
-        </w:rPr>
-      </w:r>
-      <w:r>
-        <w:rPr>
-          <w:vertAlign w:val="superscript"/>
+          <w:rtl/>
+          <w:cs/>
+          <w:lang w:val="he_IL" w:bidi="he_IL"/>
+        </w:rPr>
+      </w:r>
+      <w:r>
+        <w:rPr>
+          <w:vertAlign w:val="superscript"/>
+          <w:rtl/>
+          <w:cs/>
           <w:lang w:val="he_IL" w:bidi="he_IL"/>
         </w:rPr>
         <w:t>11</w:t>
       </w:r>
       <w:r>
         <w:rPr>
+          <w:rtl/>
+          <w:cs/>
           <w:lang w:val="he_IL" w:bidi="he_IL"/>
         </w:rPr>
         <w:t xml:space="preserve"> נֹ֛פֶת תִּטֹּ֥פְנָה שִׂפְתוֹתַ֖יִךְ כַּלָּ֑ה דְּבַ֤שׁ וְחָלָב֙ תַּ֣חַת לְשׁוֹנֵ֔ךְ וְרֵ֥יחַ שַׂלְמֹתַ֖יִךְ כְּרֵ֥יחַ לְבָנֽוֹן׃ ס</w:t>
@@ -1553,18 +1943,24 @@
       </w:pPr>
       <w:r>
         <w:rPr>
-          <w:lang w:val="he_IL" w:bidi="he_IL"/>
-        </w:rPr>
-      </w:r>
-      <w:r>
-        <w:rPr>
-          <w:vertAlign w:val="superscript"/>
+          <w:rtl/>
+          <w:cs/>
+          <w:lang w:val="he_IL" w:bidi="he_IL"/>
+        </w:rPr>
+      </w:r>
+      <w:r>
+        <w:rPr>
+          <w:vertAlign w:val="superscript"/>
+          <w:rtl/>
+          <w:cs/>
           <w:lang w:val="he_IL" w:bidi="he_IL"/>
         </w:rPr>
         <w:t>12</w:t>
       </w:r>
       <w:r>
         <w:rPr>
+          <w:rtl/>
+          <w:cs/>
           <w:lang w:val="he_IL" w:bidi="he_IL"/>
         </w:rPr>
         <w:t xml:space="preserve"> גַּ֥ן ׀ נָע֖וּל אֲחֹתִ֣י כַלָּ֑ה גַּ֥ל נָע֖וּל מַעְיָ֥ן חָתֽוּם׃</w:t>
@@ -1576,18 +1972,24 @@
       </w:pPr>
       <w:r>
         <w:rPr>
-          <w:lang w:val="he_IL" w:bidi="he_IL"/>
-        </w:rPr>
-      </w:r>
-      <w:r>
-        <w:rPr>
-          <w:vertAlign w:val="superscript"/>
+          <w:rtl/>
+          <w:cs/>
+          <w:lang w:val="he_IL" w:bidi="he_IL"/>
+        </w:rPr>
+      </w:r>
+      <w:r>
+        <w:rPr>
+          <w:vertAlign w:val="superscript"/>
+          <w:rtl/>
+          <w:cs/>
           <w:lang w:val="he_IL" w:bidi="he_IL"/>
         </w:rPr>
         <w:t>13</w:t>
       </w:r>
       <w:r>
         <w:rPr>
+          <w:rtl/>
+          <w:cs/>
           <w:lang w:val="he_IL" w:bidi="he_IL"/>
         </w:rPr>
         <w:t xml:space="preserve"> שְׁלָחַ֙יִךְ֙ פַּרְדֵּ֣ס רִמּוֹנִ֔ים עִ֖ם פְּרִ֣י מְגָדִ֑ים כְּפָרִ֖ים עִם־נְרָדִֽים׃</w:t>
@@ -1599,18 +2001,24 @@
       </w:pPr>
       <w:r>
         <w:rPr>
-          <w:lang w:val="he_IL" w:bidi="he_IL"/>
-        </w:rPr>
-      </w:r>
-      <w:r>
-        <w:rPr>
-          <w:vertAlign w:val="superscript"/>
+          <w:rtl/>
+          <w:cs/>
+          <w:lang w:val="he_IL" w:bidi="he_IL"/>
+        </w:rPr>
+      </w:r>
+      <w:r>
+        <w:rPr>
+          <w:vertAlign w:val="superscript"/>
+          <w:rtl/>
+          <w:cs/>
           <w:lang w:val="he_IL" w:bidi="he_IL"/>
         </w:rPr>
         <w:t>14</w:t>
       </w:r>
       <w:r>
         <w:rPr>
+          <w:rtl/>
+          <w:cs/>
           <w:lang w:val="he_IL" w:bidi="he_IL"/>
         </w:rPr>
         <w:t xml:space="preserve"> נֵ֣רְדְּ ׀ וְכַרְכֹּ֗ם קָנֶה֙ וְקִנָּמ֔וֹן עִ֖ם כָּל־עֲצֵ֣י לְבוֹנָ֑ה מֹ֚ר וַאֲהָל֔וֹת עִ֖ם כָּל־רָאשֵׁ֥י בְשָׂמִֽים׃</w:t>
@@ -1622,18 +2030,24 @@
       </w:pPr>
       <w:r>
         <w:rPr>
-          <w:lang w:val="he_IL" w:bidi="he_IL"/>
-        </w:rPr>
-      </w:r>
-      <w:r>
-        <w:rPr>
-          <w:vertAlign w:val="superscript"/>
+          <w:rtl/>
+          <w:cs/>
+          <w:lang w:val="he_IL" w:bidi="he_IL"/>
+        </w:rPr>
+      </w:r>
+      <w:r>
+        <w:rPr>
+          <w:vertAlign w:val="superscript"/>
+          <w:rtl/>
+          <w:cs/>
           <w:lang w:val="he_IL" w:bidi="he_IL"/>
         </w:rPr>
         <w:t>15</w:t>
       </w:r>
       <w:r>
         <w:rPr>
+          <w:rtl/>
+          <w:cs/>
           <w:lang w:val="he_IL" w:bidi="he_IL"/>
         </w:rPr>
         <w:t xml:space="preserve"> מַעְיַ֣ן גַּנִּ֔ים בְּאֵ֖ר מַ֣יִם חַיִּ֑ים וְנֹזְלִ֖ים מִן־לְבָנֽוֹן׃</w:t>
@@ -1645,18 +2059,24 @@
       </w:pPr>
       <w:r>
         <w:rPr>
-          <w:lang w:val="he_IL" w:bidi="he_IL"/>
-        </w:rPr>
-      </w:r>
-      <w:r>
-        <w:rPr>
-          <w:vertAlign w:val="superscript"/>
+          <w:rtl/>
+          <w:cs/>
+          <w:lang w:val="he_IL" w:bidi="he_IL"/>
+        </w:rPr>
+      </w:r>
+      <w:r>
+        <w:rPr>
+          <w:vertAlign w:val="superscript"/>
+          <w:rtl/>
+          <w:cs/>
           <w:lang w:val="he_IL" w:bidi="he_IL"/>
         </w:rPr>
         <w:t>16</w:t>
       </w:r>
       <w:r>
         <w:rPr>
+          <w:rtl/>
+          <w:cs/>
           <w:lang w:val="he_IL" w:bidi="he_IL"/>
         </w:rPr>
         <w:t xml:space="preserve"> ע֤וּרִי צָפוֹן֙ וּב֣וֹאִי תֵימָ֔ן הָפִ֥יחִי גַנִּ֖י יִזְּל֣וּ בְשָׂמָ֑יו יָבֹ֤א דוֹדִי֙ לְגַנּ֔וֹ וְיֹאכַ֖ל פְּרִ֥י מְגָדָֽיו׃</w:t>
@@ -1669,34 +2089,44 @@
       </w:pPr>
       <w:r>
         <w:rPr>
+          <w:rtl/>
+          <w:cs/>
           <w:lang w:val="he_IL" w:bidi="he_IL"/>
         </w:rPr>
         <w:t>Song of Songs 5:1</w:t>
       </w:r>
       <w:r>
         <w:rPr>
-          <w:lang w:val="he_IL" w:bidi="he_IL"/>
-        </w:rPr>
-      </w:r>
-    </w:p>
-    <w:p>
-      <w:pPr>
-        <w:bidi/>
-      </w:pPr>
-      <w:r>
-        <w:rPr>
-          <w:lang w:val="he_IL" w:bidi="he_IL"/>
-        </w:rPr>
-      </w:r>
-      <w:r>
-        <w:rPr>
-          <w:vertAlign w:val="superscript"/>
+          <w:rtl/>
+          <w:cs/>
+          <w:lang w:val="he_IL" w:bidi="he_IL"/>
+        </w:rPr>
+      </w:r>
+    </w:p>
+    <w:p>
+      <w:pPr>
+        <w:bidi/>
+      </w:pPr>
+      <w:r>
+        <w:rPr>
+          <w:rtl/>
+          <w:cs/>
+          <w:lang w:val="he_IL" w:bidi="he_IL"/>
+        </w:rPr>
+      </w:r>
+      <w:r>
+        <w:rPr>
+          <w:vertAlign w:val="superscript"/>
+          <w:rtl/>
+          <w:cs/>
           <w:lang w:val="he_IL" w:bidi="he_IL"/>
         </w:rPr>
         <w:t>1</w:t>
       </w:r>
       <w:r>
         <w:rPr>
+          <w:rtl/>
+          <w:cs/>
           <w:lang w:val="he_IL" w:bidi="he_IL"/>
         </w:rPr>
         <w:t xml:space="preserve"> בָּ֣אתִי לְגַנִּי֮ אֲחֹתִ֣י כַלָּה֒ אָרִ֤יתִי מוֹרִי֙ עִם־בְּשָׂמִ֔י אָכַ֤לְתִּי יַעְרִי֙ עִם־דִּבְשִׁ֔י שָׁתִ֥יתִי יֵינִ֖י עִם־חֲלָבִ֑י אִכְל֣וּ רֵעִ֔ים שְׁת֥וּ וְשִׁכְר֖וּ דּוֹדִֽים׃ ס</w:t>
@@ -1708,18 +2138,24 @@
       </w:pPr>
       <w:r>
         <w:rPr>
-          <w:lang w:val="he_IL" w:bidi="he_IL"/>
-        </w:rPr>
-      </w:r>
-      <w:r>
-        <w:rPr>
-          <w:vertAlign w:val="superscript"/>
+          <w:rtl/>
+          <w:cs/>
+          <w:lang w:val="he_IL" w:bidi="he_IL"/>
+        </w:rPr>
+      </w:r>
+      <w:r>
+        <w:rPr>
+          <w:vertAlign w:val="superscript"/>
+          <w:rtl/>
+          <w:cs/>
           <w:lang w:val="he_IL" w:bidi="he_IL"/>
         </w:rPr>
         <w:t>2</w:t>
       </w:r>
       <w:r>
         <w:rPr>
+          <w:rtl/>
+          <w:cs/>
           <w:lang w:val="he_IL" w:bidi="he_IL"/>
         </w:rPr>
         <w:t xml:space="preserve"> אֲנִ֥י יְשֵׁנָ֖ה וְלִבִּ֣י עֵ֑ר ק֣וֹל ׀ דּוֹדִ֣י דוֹפֵ֗ק פִּתְחִי־לִ֞י אֲחֹתִ֤י רַעְיָתִי֙ יוֹנָתִ֣י תַמָּתִ֔י שֶׁרֹּאשִׁי֙ נִמְלָא־טָ֔ל קְוֻּצּוֹתַ֖י רְסִ֥יסֵי לָֽיְלָה׃</w:t>
@@ -1731,18 +2167,24 @@
       </w:pPr>
       <w:r>
         <w:rPr>
-          <w:lang w:val="he_IL" w:bidi="he_IL"/>
-        </w:rPr>
-      </w:r>
-      <w:r>
-        <w:rPr>
-          <w:vertAlign w:val="superscript"/>
+          <w:rtl/>
+          <w:cs/>
+          <w:lang w:val="he_IL" w:bidi="he_IL"/>
+        </w:rPr>
+      </w:r>
+      <w:r>
+        <w:rPr>
+          <w:vertAlign w:val="superscript"/>
+          <w:rtl/>
+          <w:cs/>
           <w:lang w:val="he_IL" w:bidi="he_IL"/>
         </w:rPr>
         <w:t>3</w:t>
       </w:r>
       <w:r>
         <w:rPr>
+          <w:rtl/>
+          <w:cs/>
           <w:lang w:val="he_IL" w:bidi="he_IL"/>
         </w:rPr>
         <w:t xml:space="preserve"> פָּשַׁ֙טְתִּי֙ אֶת־כֻּתָּנְתִּ֔י אֵיכָ֖כָה אֶלְבָּשֶׁ֑נָּה רָחַ֥צְתִּי אֶת־רַגְלַ֖י אֵיכָ֥כָה אֲטַנְּפֵֽם׃</w:t>
@@ -1754,18 +2196,24 @@
       </w:pPr>
       <w:r>
         <w:rPr>
-          <w:lang w:val="he_IL" w:bidi="he_IL"/>
-        </w:rPr>
-      </w:r>
-      <w:r>
-        <w:rPr>
-          <w:vertAlign w:val="superscript"/>
+          <w:rtl/>
+          <w:cs/>
+          <w:lang w:val="he_IL" w:bidi="he_IL"/>
+        </w:rPr>
+      </w:r>
+      <w:r>
+        <w:rPr>
+          <w:vertAlign w:val="superscript"/>
+          <w:rtl/>
+          <w:cs/>
           <w:lang w:val="he_IL" w:bidi="he_IL"/>
         </w:rPr>
         <w:t>4</w:t>
       </w:r>
       <w:r>
         <w:rPr>
+          <w:rtl/>
+          <w:cs/>
           <w:lang w:val="he_IL" w:bidi="he_IL"/>
         </w:rPr>
         <w:t xml:space="preserve"> דּוֹדִ֗י שָׁלַ֤ח יָדוֹ֙ מִן־הַחֹ֔ר וּמֵעַ֖י הָמ֥וּ עָלָֽיו׃</w:t>
@@ -1777,18 +2225,24 @@
       </w:pPr>
       <w:r>
         <w:rPr>
-          <w:lang w:val="he_IL" w:bidi="he_IL"/>
-        </w:rPr>
-      </w:r>
-      <w:r>
-        <w:rPr>
-          <w:vertAlign w:val="superscript"/>
+          <w:rtl/>
+          <w:cs/>
+          <w:lang w:val="he_IL" w:bidi="he_IL"/>
+        </w:rPr>
+      </w:r>
+      <w:r>
+        <w:rPr>
+          <w:vertAlign w:val="superscript"/>
+          <w:rtl/>
+          <w:cs/>
           <w:lang w:val="he_IL" w:bidi="he_IL"/>
         </w:rPr>
         <w:t>5</w:t>
       </w:r>
       <w:r>
         <w:rPr>
+          <w:rtl/>
+          <w:cs/>
           <w:lang w:val="he_IL" w:bidi="he_IL"/>
         </w:rPr>
         <w:t xml:space="preserve"> קַ֥מְתִּֽי אֲנִ֖י לִפְתֹּ֣חַ לְדוֹדִ֑י וְיָדַ֣י נָֽטְפוּ־מ֗וֹר וְאֶצְבְּעֹתַי֙ מ֣וֹר עֹבֵ֔ר עַ֖ל כַּפּ֥וֹת הַמַּנְעֽוּל׃</w:t>
@@ -1800,18 +2254,24 @@
       </w:pPr>
       <w:r>
         <w:rPr>
-          <w:lang w:val="he_IL" w:bidi="he_IL"/>
-        </w:rPr>
-      </w:r>
-      <w:r>
-        <w:rPr>
-          <w:vertAlign w:val="superscript"/>
+          <w:rtl/>
+          <w:cs/>
+          <w:lang w:val="he_IL" w:bidi="he_IL"/>
+        </w:rPr>
+      </w:r>
+      <w:r>
+        <w:rPr>
+          <w:vertAlign w:val="superscript"/>
+          <w:rtl/>
+          <w:cs/>
           <w:lang w:val="he_IL" w:bidi="he_IL"/>
         </w:rPr>
         <w:t>6</w:t>
       </w:r>
       <w:r>
         <w:rPr>
+          <w:rtl/>
+          <w:cs/>
           <w:lang w:val="he_IL" w:bidi="he_IL"/>
         </w:rPr>
         <w:t xml:space="preserve"> פָּתַ֤חְתִּֽי אֲנִי֙ לְדוֹדִ֔י וְדוֹדִ֖י חָמַ֣ק עָבָ֑ר נַפְשִׁי֙ יָֽצְאָ֣ה בְדַבְּר֔וֹ בִּקַּשְׁתִּ֙יהוּ֙ וְלֹ֣א מְצָאתִ֔יהוּ קְרָאתִ֖יו וְלֹ֥א עָנָֽנִי׃</w:t>
@@ -1823,18 +2283,24 @@
       </w:pPr>
       <w:r>
         <w:rPr>
-          <w:lang w:val="he_IL" w:bidi="he_IL"/>
-        </w:rPr>
-      </w:r>
-      <w:r>
-        <w:rPr>
-          <w:vertAlign w:val="superscript"/>
+          <w:rtl/>
+          <w:cs/>
+          <w:lang w:val="he_IL" w:bidi="he_IL"/>
+        </w:rPr>
+      </w:r>
+      <w:r>
+        <w:rPr>
+          <w:vertAlign w:val="superscript"/>
+          <w:rtl/>
+          <w:cs/>
           <w:lang w:val="he_IL" w:bidi="he_IL"/>
         </w:rPr>
         <w:t>7</w:t>
       </w:r>
       <w:r>
         <w:rPr>
+          <w:rtl/>
+          <w:cs/>
           <w:lang w:val="he_IL" w:bidi="he_IL"/>
         </w:rPr>
         <w:t xml:space="preserve"> מְצָאֻ֧נִי הַשֹּׁמְרִ֛ים הַסֹּבְבִ֥ים בָּעִ֖יר הִכּ֣וּנִי פְצָע֑וּנִי נָשְׂא֤וּ אֶת־רְדִידִי֙ מֵֽעָלַ֔י שֹׁמְרֵ֖י הַחֹמֽוֹת׃</w:t>
@@ -1846,18 +2312,24 @@
       </w:pPr>
       <w:r>
         <w:rPr>
-          <w:lang w:val="he_IL" w:bidi="he_IL"/>
-        </w:rPr>
-      </w:r>
-      <w:r>
-        <w:rPr>
-          <w:vertAlign w:val="superscript"/>
+          <w:rtl/>
+          <w:cs/>
+          <w:lang w:val="he_IL" w:bidi="he_IL"/>
+        </w:rPr>
+      </w:r>
+      <w:r>
+        <w:rPr>
+          <w:vertAlign w:val="superscript"/>
+          <w:rtl/>
+          <w:cs/>
           <w:lang w:val="he_IL" w:bidi="he_IL"/>
         </w:rPr>
         <w:t>8</w:t>
       </w:r>
       <w:r>
         <w:rPr>
+          <w:rtl/>
+          <w:cs/>
           <w:lang w:val="he_IL" w:bidi="he_IL"/>
         </w:rPr>
         <w:t xml:space="preserve"> הִשְׁבַּ֥עְתִּי אֶתְכֶ֖ם בְּנ֣וֹת יְרוּשָׁלִָ֑ם אִֽם־תִּמְצְאוּ֙ אֶת־דּוֹדִ֔י מַה־תַּגִּ֣ידוּ ל֔וֹ שֶׁחוֹלַ֥ת אַהֲבָ֖ה אָֽנִי׃</w:t>
@@ -1869,18 +2341,24 @@
       </w:pPr>
       <w:r>
         <w:rPr>
-          <w:lang w:val="he_IL" w:bidi="he_IL"/>
-        </w:rPr>
-      </w:r>
-      <w:r>
-        <w:rPr>
-          <w:vertAlign w:val="superscript"/>
+          <w:rtl/>
+          <w:cs/>
+          <w:lang w:val="he_IL" w:bidi="he_IL"/>
+        </w:rPr>
+      </w:r>
+      <w:r>
+        <w:rPr>
+          <w:vertAlign w:val="superscript"/>
+          <w:rtl/>
+          <w:cs/>
           <w:lang w:val="he_IL" w:bidi="he_IL"/>
         </w:rPr>
         <w:t>9</w:t>
       </w:r>
       <w:r>
         <w:rPr>
+          <w:rtl/>
+          <w:cs/>
           <w:lang w:val="he_IL" w:bidi="he_IL"/>
         </w:rPr>
         <w:t xml:space="preserve"> מַה־דּוֹדֵ֣ךְ מִדּ֔וֹד הַיָּפָ֖ה בַּנָּשִׁ֑ים מַה־דּוֹדֵ֣ךְ מִדּ֔וֹד שֶׁכָּ֖כָה הִשְׁבַּעְתָּֽנוּ׃</w:t>
@@ -1892,18 +2370,24 @@
       </w:pPr>
       <w:r>
         <w:rPr>
-          <w:lang w:val="he_IL" w:bidi="he_IL"/>
-        </w:rPr>
-      </w:r>
-      <w:r>
-        <w:rPr>
-          <w:vertAlign w:val="superscript"/>
+          <w:rtl/>
+          <w:cs/>
+          <w:lang w:val="he_IL" w:bidi="he_IL"/>
+        </w:rPr>
+      </w:r>
+      <w:r>
+        <w:rPr>
+          <w:vertAlign w:val="superscript"/>
+          <w:rtl/>
+          <w:cs/>
           <w:lang w:val="he_IL" w:bidi="he_IL"/>
         </w:rPr>
         <w:t>10</w:t>
       </w:r>
       <w:r>
         <w:rPr>
+          <w:rtl/>
+          <w:cs/>
           <w:lang w:val="he_IL" w:bidi="he_IL"/>
         </w:rPr>
         <w:t xml:space="preserve"> דּוֹדִ֥י צַח֙ וְאָד֔וֹם דָּג֖וּל מֵרְבָבָֽה׃</w:t>
@@ -1915,18 +2399,24 @@
       </w:pPr>
       <w:r>
         <w:rPr>
-          <w:lang w:val="he_IL" w:bidi="he_IL"/>
-        </w:rPr>
-      </w:r>
-      <w:r>
-        <w:rPr>
-          <w:vertAlign w:val="superscript"/>
+          <w:rtl/>
+          <w:cs/>
+          <w:lang w:val="he_IL" w:bidi="he_IL"/>
+        </w:rPr>
+      </w:r>
+      <w:r>
+        <w:rPr>
+          <w:vertAlign w:val="superscript"/>
+          <w:rtl/>
+          <w:cs/>
           <w:lang w:val="he_IL" w:bidi="he_IL"/>
         </w:rPr>
         <w:t>11</w:t>
       </w:r>
       <w:r>
         <w:rPr>
+          <w:rtl/>
+          <w:cs/>
           <w:lang w:val="he_IL" w:bidi="he_IL"/>
         </w:rPr>
         <w:t xml:space="preserve"> רֹאשׁ֖וֹ כֶּ֣תֶם פָּ֑ז קְוּצּוֹתָיו֙ תַּלְתַּלִּ֔ים שְׁחֹר֖וֹת כָּעוֹרֵֽב׃</w:t>
@@ -1938,18 +2428,24 @@
       </w:pPr>
       <w:r>
         <w:rPr>
-          <w:lang w:val="he_IL" w:bidi="he_IL"/>
-        </w:rPr>
-      </w:r>
-      <w:r>
-        <w:rPr>
-          <w:vertAlign w:val="superscript"/>
+          <w:rtl/>
+          <w:cs/>
+          <w:lang w:val="he_IL" w:bidi="he_IL"/>
+        </w:rPr>
+      </w:r>
+      <w:r>
+        <w:rPr>
+          <w:vertAlign w:val="superscript"/>
+          <w:rtl/>
+          <w:cs/>
           <w:lang w:val="he_IL" w:bidi="he_IL"/>
         </w:rPr>
         <w:t>12</w:t>
       </w:r>
       <w:r>
         <w:rPr>
+          <w:rtl/>
+          <w:cs/>
           <w:lang w:val="he_IL" w:bidi="he_IL"/>
         </w:rPr>
         <w:t xml:space="preserve"> עֵינָ֕יו כְּיוֹנִ֖ים עַל־אֲפִ֣יקֵי מָ֑יִם רֹֽחֲצוֹת֙ בֶּֽחָלָ֔ב יֹשְׁב֖וֹת עַל־מִלֵּֽאת׃</w:t>
@@ -1961,18 +2457,24 @@
       </w:pPr>
       <w:r>
         <w:rPr>
-          <w:lang w:val="he_IL" w:bidi="he_IL"/>
-        </w:rPr>
-      </w:r>
-      <w:r>
-        <w:rPr>
-          <w:vertAlign w:val="superscript"/>
+          <w:rtl/>
+          <w:cs/>
+          <w:lang w:val="he_IL" w:bidi="he_IL"/>
+        </w:rPr>
+      </w:r>
+      <w:r>
+        <w:rPr>
+          <w:vertAlign w:val="superscript"/>
+          <w:rtl/>
+          <w:cs/>
           <w:lang w:val="he_IL" w:bidi="he_IL"/>
         </w:rPr>
         <w:t>13</w:t>
       </w:r>
       <w:r>
         <w:rPr>
+          <w:rtl/>
+          <w:cs/>
           <w:lang w:val="he_IL" w:bidi="he_IL"/>
         </w:rPr>
         <w:t xml:space="preserve"> לְחָיָו֙ כַּעֲרוּגַ֣ת הַבֹּ֔שֶׂם מִגְדְּל֖וֹת מֶרְקָחִ֑ים שִׂפְתוֹתָיו֙ שֽׁוֹשַׁנִּ֔ים נֹטְפ֖וֹת מ֥וֹר עֹבֵֽר׃</w:t>
@@ -1984,18 +2486,24 @@
       </w:pPr>
       <w:r>
         <w:rPr>
-          <w:lang w:val="he_IL" w:bidi="he_IL"/>
-        </w:rPr>
-      </w:r>
-      <w:r>
-        <w:rPr>
-          <w:vertAlign w:val="superscript"/>
+          <w:rtl/>
+          <w:cs/>
+          <w:lang w:val="he_IL" w:bidi="he_IL"/>
+        </w:rPr>
+      </w:r>
+      <w:r>
+        <w:rPr>
+          <w:vertAlign w:val="superscript"/>
+          <w:rtl/>
+          <w:cs/>
           <w:lang w:val="he_IL" w:bidi="he_IL"/>
         </w:rPr>
         <w:t>14</w:t>
       </w:r>
       <w:r>
         <w:rPr>
+          <w:rtl/>
+          <w:cs/>
           <w:lang w:val="he_IL" w:bidi="he_IL"/>
         </w:rPr>
         <w:t xml:space="preserve"> יָדָיו֙ גְּלִילֵ֣י זָהָ֔ב מְמֻלָּאִ֖ים בַּתַּרְשִׁ֑ישׁ מֵעָיו֙ עֶ֣שֶׁת שֵׁ֔ן מְעֻלֶּ֖פֶת סַפִּירִֽים׃</w:t>
@@ -2007,18 +2515,24 @@
       </w:pPr>
       <w:r>
         <w:rPr>
-          <w:lang w:val="he_IL" w:bidi="he_IL"/>
-        </w:rPr>
-      </w:r>
-      <w:r>
-        <w:rPr>
-          <w:vertAlign w:val="superscript"/>
+          <w:rtl/>
+          <w:cs/>
+          <w:lang w:val="he_IL" w:bidi="he_IL"/>
+        </w:rPr>
+      </w:r>
+      <w:r>
+        <w:rPr>
+          <w:vertAlign w:val="superscript"/>
+          <w:rtl/>
+          <w:cs/>
           <w:lang w:val="he_IL" w:bidi="he_IL"/>
         </w:rPr>
         <w:t>15</w:t>
       </w:r>
       <w:r>
         <w:rPr>
+          <w:rtl/>
+          <w:cs/>
           <w:lang w:val="he_IL" w:bidi="he_IL"/>
         </w:rPr>
         <w:t xml:space="preserve"> שׁוֹקָיו֙ עַמּ֣וּדֵי שֵׁ֔שׁ מְיֻסָּדִ֖ים עַל־אַדְנֵי־פָ֑ז מַרְאֵ֙הוּ֙ כַּלְּבָנ֔וֹן בָּח֖וּר כָּאֲרָזִֽים׃</w:t>
@@ -2030,18 +2544,24 @@
       </w:pPr>
       <w:r>
         <w:rPr>
-          <w:lang w:val="he_IL" w:bidi="he_IL"/>
-        </w:rPr>
-      </w:r>
-      <w:r>
-        <w:rPr>
-          <w:vertAlign w:val="superscript"/>
+          <w:rtl/>
+          <w:cs/>
+          <w:lang w:val="he_IL" w:bidi="he_IL"/>
+        </w:rPr>
+      </w:r>
+      <w:r>
+        <w:rPr>
+          <w:vertAlign w:val="superscript"/>
+          <w:rtl/>
+          <w:cs/>
           <w:lang w:val="he_IL" w:bidi="he_IL"/>
         </w:rPr>
         <w:t>16</w:t>
       </w:r>
       <w:r>
         <w:rPr>
+          <w:rtl/>
+          <w:cs/>
           <w:lang w:val="he_IL" w:bidi="he_IL"/>
         </w:rPr>
         <w:t xml:space="preserve"> חִכּוֹ֙ מַֽמְתַקִּ֔ים וְכֻלּ֖וֹ מַחֲּמַדִּ֑ים זֶ֤ה דוֹדִי֙ וְזֶ֣ה רֵעִ֔י בְּנ֖וֹת יְרוּשָׁלִָֽם׃</w:t>
@@ -2054,34 +2574,44 @@
       </w:pPr>
       <w:r>
         <w:rPr>
+          <w:rtl/>
+          <w:cs/>
           <w:lang w:val="he_IL" w:bidi="he_IL"/>
         </w:rPr>
         <w:t>Song of Songs 6:1</w:t>
       </w:r>
       <w:r>
         <w:rPr>
-          <w:lang w:val="he_IL" w:bidi="he_IL"/>
-        </w:rPr>
-      </w:r>
-    </w:p>
-    <w:p>
-      <w:pPr>
-        <w:bidi/>
-      </w:pPr>
-      <w:r>
-        <w:rPr>
-          <w:lang w:val="he_IL" w:bidi="he_IL"/>
-        </w:rPr>
-      </w:r>
-      <w:r>
-        <w:rPr>
-          <w:vertAlign w:val="superscript"/>
+          <w:rtl/>
+          <w:cs/>
+          <w:lang w:val="he_IL" w:bidi="he_IL"/>
+        </w:rPr>
+      </w:r>
+    </w:p>
+    <w:p>
+      <w:pPr>
+        <w:bidi/>
+      </w:pPr>
+      <w:r>
+        <w:rPr>
+          <w:rtl/>
+          <w:cs/>
+          <w:lang w:val="he_IL" w:bidi="he_IL"/>
+        </w:rPr>
+      </w:r>
+      <w:r>
+        <w:rPr>
+          <w:vertAlign w:val="superscript"/>
+          <w:rtl/>
+          <w:cs/>
           <w:lang w:val="he_IL" w:bidi="he_IL"/>
         </w:rPr>
         <w:t>1</w:t>
       </w:r>
       <w:r>
         <w:rPr>
+          <w:rtl/>
+          <w:cs/>
           <w:lang w:val="he_IL" w:bidi="he_IL"/>
         </w:rPr>
         <w:t xml:space="preserve"> אָ֚נָה הָלַ֣ךְ דּוֹדֵ֔ךְ הַיָּפָ֖ה בַּנָּשִׁ֑ים אָ֚נָה פָּנָ֣ה דוֹדֵ֔ךְ וּנְבַקְשֶׁ֖נּוּ עִמָּֽךְ׃</w:t>
@@ -2093,18 +2623,24 @@
       </w:pPr>
       <w:r>
         <w:rPr>
-          <w:lang w:val="he_IL" w:bidi="he_IL"/>
-        </w:rPr>
-      </w:r>
-      <w:r>
-        <w:rPr>
-          <w:vertAlign w:val="superscript"/>
+          <w:rtl/>
+          <w:cs/>
+          <w:lang w:val="he_IL" w:bidi="he_IL"/>
+        </w:rPr>
+      </w:r>
+      <w:r>
+        <w:rPr>
+          <w:vertAlign w:val="superscript"/>
+          <w:rtl/>
+          <w:cs/>
           <w:lang w:val="he_IL" w:bidi="he_IL"/>
         </w:rPr>
         <w:t>2</w:t>
       </w:r>
       <w:r>
         <w:rPr>
+          <w:rtl/>
+          <w:cs/>
           <w:lang w:val="he_IL" w:bidi="he_IL"/>
         </w:rPr>
         <w:t xml:space="preserve"> דּוֹדִי֙ יָרַ֣ד לְגַנּ֔וֹ לַעֲרוּג֖וֹת הַבֹּ֑שֶׂם לִרְעוֹת֙ בַּגַּנִּ֔ים וְלִלְקֹ֖ט שֽׁוֹשַׁנִּֽים׃</w:t>
@@ -2116,18 +2652,24 @@
       </w:pPr>
       <w:r>
         <w:rPr>
-          <w:lang w:val="he_IL" w:bidi="he_IL"/>
-        </w:rPr>
-      </w:r>
-      <w:r>
-        <w:rPr>
-          <w:vertAlign w:val="superscript"/>
+          <w:rtl/>
+          <w:cs/>
+          <w:lang w:val="he_IL" w:bidi="he_IL"/>
+        </w:rPr>
+      </w:r>
+      <w:r>
+        <w:rPr>
+          <w:vertAlign w:val="superscript"/>
+          <w:rtl/>
+          <w:cs/>
           <w:lang w:val="he_IL" w:bidi="he_IL"/>
         </w:rPr>
         <w:t>3</w:t>
       </w:r>
       <w:r>
         <w:rPr>
+          <w:rtl/>
+          <w:cs/>
           <w:lang w:val="he_IL" w:bidi="he_IL"/>
         </w:rPr>
         <w:t xml:space="preserve"> אֲנִ֤י לְדוֹדִי֙ וְדוֹדִ֣י לִ֔י הָרֹעֶ֖ה בַּשׁוֹשַׁנִּֽים׃ ס</w:t>
@@ -2139,18 +2681,24 @@
       </w:pPr>
       <w:r>
         <w:rPr>
-          <w:lang w:val="he_IL" w:bidi="he_IL"/>
-        </w:rPr>
-      </w:r>
-      <w:r>
-        <w:rPr>
-          <w:vertAlign w:val="superscript"/>
+          <w:rtl/>
+          <w:cs/>
+          <w:lang w:val="he_IL" w:bidi="he_IL"/>
+        </w:rPr>
+      </w:r>
+      <w:r>
+        <w:rPr>
+          <w:vertAlign w:val="superscript"/>
+          <w:rtl/>
+          <w:cs/>
           <w:lang w:val="he_IL" w:bidi="he_IL"/>
         </w:rPr>
         <w:t>4</w:t>
       </w:r>
       <w:r>
         <w:rPr>
+          <w:rtl/>
+          <w:cs/>
           <w:lang w:val="he_IL" w:bidi="he_IL"/>
         </w:rPr>
         <w:t xml:space="preserve"> יָפָ֨ה אַ֤תְּ רַעְיָתִי֙ כְּתִרְצָ֔ה נָאוָ֖ה כִּירוּשָׁלִָ֑ם אֲיֻמָּ֖ה כַּנִּדְגָּלֽוֹת׃</w:t>
@@ -2162,18 +2710,24 @@
       </w:pPr>
       <w:r>
         <w:rPr>
-          <w:lang w:val="he_IL" w:bidi="he_IL"/>
-        </w:rPr>
-      </w:r>
-      <w:r>
-        <w:rPr>
-          <w:vertAlign w:val="superscript"/>
+          <w:rtl/>
+          <w:cs/>
+          <w:lang w:val="he_IL" w:bidi="he_IL"/>
+        </w:rPr>
+      </w:r>
+      <w:r>
+        <w:rPr>
+          <w:vertAlign w:val="superscript"/>
+          <w:rtl/>
+          <w:cs/>
           <w:lang w:val="he_IL" w:bidi="he_IL"/>
         </w:rPr>
         <w:t>5</w:t>
       </w:r>
       <w:r>
         <w:rPr>
+          <w:rtl/>
+          <w:cs/>
           <w:lang w:val="he_IL" w:bidi="he_IL"/>
         </w:rPr>
         <w:t xml:space="preserve"> הָסֵ֤בִּי עֵינַ֙יִךְ֙ מִנֶּגְדִּ֔י שֶׁ֥הֵ֖ם הִרְהִיבֻ֑נִי שַׂעְרֵךְ֙ כְּעֵ֣דֶר הָֽעִזִּ֔ים שֶׁגָּלְשׁ֖וּ מִן־הַגִּלְעָֽד ׃</w:t>
@@ -2185,18 +2739,24 @@
       </w:pPr>
       <w:r>
         <w:rPr>
-          <w:lang w:val="he_IL" w:bidi="he_IL"/>
-        </w:rPr>
-      </w:r>
-      <w:r>
-        <w:rPr>
-          <w:vertAlign w:val="superscript"/>
+          <w:rtl/>
+          <w:cs/>
+          <w:lang w:val="he_IL" w:bidi="he_IL"/>
+        </w:rPr>
+      </w:r>
+      <w:r>
+        <w:rPr>
+          <w:vertAlign w:val="superscript"/>
+          <w:rtl/>
+          <w:cs/>
           <w:lang w:val="he_IL" w:bidi="he_IL"/>
         </w:rPr>
         <w:t>6</w:t>
       </w:r>
       <w:r>
         <w:rPr>
+          <w:rtl/>
+          <w:cs/>
           <w:lang w:val="he_IL" w:bidi="he_IL"/>
         </w:rPr>
         <w:t xml:space="preserve"> שִׁנַּ֙יִךְ֙ כְּעֵ֣דֶר הָֽרְחֵלִ֔ים שֶׁעָל֖וּ מִן־הָרַחְצָ֑ה שֶׁכֻּלָּם֙ מַתְאִימ֔וֹת וְשַׁכֻּלָ֖ה אֵ֥ין בָּהֶֽם׃</w:t>
@@ -2208,18 +2768,24 @@
       </w:pPr>
       <w:r>
         <w:rPr>
-          <w:lang w:val="he_IL" w:bidi="he_IL"/>
-        </w:rPr>
-      </w:r>
-      <w:r>
-        <w:rPr>
-          <w:vertAlign w:val="superscript"/>
+          <w:rtl/>
+          <w:cs/>
+          <w:lang w:val="he_IL" w:bidi="he_IL"/>
+        </w:rPr>
+      </w:r>
+      <w:r>
+        <w:rPr>
+          <w:vertAlign w:val="superscript"/>
+          <w:rtl/>
+          <w:cs/>
           <w:lang w:val="he_IL" w:bidi="he_IL"/>
         </w:rPr>
         <w:t>7</w:t>
       </w:r>
       <w:r>
         <w:rPr>
+          <w:rtl/>
+          <w:cs/>
           <w:lang w:val="he_IL" w:bidi="he_IL"/>
         </w:rPr>
         <w:t xml:space="preserve"> כְּפֶ֤לַח הָרִמּוֹן֙ רַקָּתֵ֔ךְ מִבַּ֖עַד לְצַמָּתֵֽךְ׃</w:t>
@@ -2231,18 +2797,24 @@
       </w:pPr>
       <w:r>
         <w:rPr>
-          <w:lang w:val="he_IL" w:bidi="he_IL"/>
-        </w:rPr>
-      </w:r>
-      <w:r>
-        <w:rPr>
-          <w:vertAlign w:val="superscript"/>
+          <w:rtl/>
+          <w:cs/>
+          <w:lang w:val="he_IL" w:bidi="he_IL"/>
+        </w:rPr>
+      </w:r>
+      <w:r>
+        <w:rPr>
+          <w:vertAlign w:val="superscript"/>
+          <w:rtl/>
+          <w:cs/>
           <w:lang w:val="he_IL" w:bidi="he_IL"/>
         </w:rPr>
         <w:t>8</w:t>
       </w:r>
       <w:r>
         <w:rPr>
+          <w:rtl/>
+          <w:cs/>
           <w:lang w:val="he_IL" w:bidi="he_IL"/>
         </w:rPr>
         <w:t xml:space="preserve"> שִׁשִּׁ֥ים הֵ֙מָּה֙ מְּלָכ֔וֹת וּשְׁמֹנִ֖ים פִּֽילַגְשִׁ֑ים וַעֲלָמ֖וֹת אֵ֥ין מִסְפָּֽר׃</w:t>
@@ -2254,18 +2826,24 @@
       </w:pPr>
       <w:r>
         <w:rPr>
-          <w:lang w:val="he_IL" w:bidi="he_IL"/>
-        </w:rPr>
-      </w:r>
-      <w:r>
-        <w:rPr>
-          <w:vertAlign w:val="superscript"/>
+          <w:rtl/>
+          <w:cs/>
+          <w:lang w:val="he_IL" w:bidi="he_IL"/>
+        </w:rPr>
+      </w:r>
+      <w:r>
+        <w:rPr>
+          <w:vertAlign w:val="superscript"/>
+          <w:rtl/>
+          <w:cs/>
           <w:lang w:val="he_IL" w:bidi="he_IL"/>
         </w:rPr>
         <w:t>9</w:t>
       </w:r>
       <w:r>
         <w:rPr>
+          <w:rtl/>
+          <w:cs/>
           <w:lang w:val="he_IL" w:bidi="he_IL"/>
         </w:rPr>
         <w:t xml:space="preserve"> אַחַ֥ת הִיא֙ יוֹנָתִ֣י תַמָּתִ֔י אַחַ֥ת הִיא֙ לְאִמָּ֔הּ בָּרָ֥ה הִ֖יא לְיֽוֹלַדְתָּ֑הּ רָא֤וּהָ בָנוֹת֙ וַֽיְאַשְּׁר֔וּהָ מְלָכ֥וֹת וּפִֽילַגְשִׁ֖ים וַֽיְהַלְלֽוּהָ׃ ס</w:t>
@@ -2277,18 +2855,24 @@
       </w:pPr>
       <w:r>
         <w:rPr>
-          <w:lang w:val="he_IL" w:bidi="he_IL"/>
-        </w:rPr>
-      </w:r>
-      <w:r>
-        <w:rPr>
-          <w:vertAlign w:val="superscript"/>
+          <w:rtl/>
+          <w:cs/>
+          <w:lang w:val="he_IL" w:bidi="he_IL"/>
+        </w:rPr>
+      </w:r>
+      <w:r>
+        <w:rPr>
+          <w:vertAlign w:val="superscript"/>
+          <w:rtl/>
+          <w:cs/>
           <w:lang w:val="he_IL" w:bidi="he_IL"/>
         </w:rPr>
         <w:t>10</w:t>
       </w:r>
       <w:r>
         <w:rPr>
+          <w:rtl/>
+          <w:cs/>
           <w:lang w:val="he_IL" w:bidi="he_IL"/>
         </w:rPr>
         <w:t xml:space="preserve"> מִי־זֹ֥את הַנִּשְׁקָפָ֖ה כְּמוֹ־שָׁ֑חַר יָפָ֣ה כַלְּבָנָ֗ה בָּרָה֙ כַּֽחַמָּ֔ה אֲיֻמָּ֖ה כַּנִּדְגָּלֽוֹת׃ ס</w:t>
@@ -2300,18 +2884,24 @@
       </w:pPr>
       <w:r>
         <w:rPr>
-          <w:lang w:val="he_IL" w:bidi="he_IL"/>
-        </w:rPr>
-      </w:r>
-      <w:r>
-        <w:rPr>
-          <w:vertAlign w:val="superscript"/>
+          <w:rtl/>
+          <w:cs/>
+          <w:lang w:val="he_IL" w:bidi="he_IL"/>
+        </w:rPr>
+      </w:r>
+      <w:r>
+        <w:rPr>
+          <w:vertAlign w:val="superscript"/>
+          <w:rtl/>
+          <w:cs/>
           <w:lang w:val="he_IL" w:bidi="he_IL"/>
         </w:rPr>
         <w:t>11</w:t>
       </w:r>
       <w:r>
         <w:rPr>
+          <w:rtl/>
+          <w:cs/>
           <w:lang w:val="he_IL" w:bidi="he_IL"/>
         </w:rPr>
         <w:t xml:space="preserve"> אֶל־גִּנַּ֤ת אֱגוֹז֙ יָרַ֔דְתִּי לִרְא֖וֹת בְּאִבֵּ֣י הַנָּ֑חַל לִרְאוֹת֙ הֲפָֽרְחָ֣ה הַגֶּ֔פֶן הֵנֵ֖צוּ הָרִמֹּנִֽים׃</w:t>
@@ -2323,18 +2913,24 @@
       </w:pPr>
       <w:r>
         <w:rPr>
-          <w:lang w:val="he_IL" w:bidi="he_IL"/>
-        </w:rPr>
-      </w:r>
-      <w:r>
-        <w:rPr>
-          <w:vertAlign w:val="superscript"/>
+          <w:rtl/>
+          <w:cs/>
+          <w:lang w:val="he_IL" w:bidi="he_IL"/>
+        </w:rPr>
+      </w:r>
+      <w:r>
+        <w:rPr>
+          <w:vertAlign w:val="superscript"/>
+          <w:rtl/>
+          <w:cs/>
           <w:lang w:val="he_IL" w:bidi="he_IL"/>
         </w:rPr>
         <w:t>12</w:t>
       </w:r>
       <w:r>
         <w:rPr>
+          <w:rtl/>
+          <w:cs/>
           <w:lang w:val="he_IL" w:bidi="he_IL"/>
         </w:rPr>
         <w:t xml:space="preserve"> לֹ֣א יָדַ֔עְתִּי נַפְשִׁ֣י שָׂמַ֔תְנִי מַרְכְּב֖וֹת עַמִּי־נָדִֽיב׃</w:t>
@@ -2347,34 +2943,44 @@
       </w:pPr>
       <w:r>
         <w:rPr>
+          <w:rtl/>
+          <w:cs/>
           <w:lang w:val="he_IL" w:bidi="he_IL"/>
         </w:rPr>
         <w:t>Song of Songs 7:1</w:t>
       </w:r>
       <w:r>
         <w:rPr>
-          <w:lang w:val="he_IL" w:bidi="he_IL"/>
-        </w:rPr>
-      </w:r>
-    </w:p>
-    <w:p>
-      <w:pPr>
-        <w:bidi/>
-      </w:pPr>
-      <w:r>
-        <w:rPr>
-          <w:lang w:val="he_IL" w:bidi="he_IL"/>
-        </w:rPr>
-      </w:r>
-      <w:r>
-        <w:rPr>
-          <w:vertAlign w:val="superscript"/>
+          <w:rtl/>
+          <w:cs/>
+          <w:lang w:val="he_IL" w:bidi="he_IL"/>
+        </w:rPr>
+      </w:r>
+    </w:p>
+    <w:p>
+      <w:pPr>
+        <w:bidi/>
+      </w:pPr>
+      <w:r>
+        <w:rPr>
+          <w:rtl/>
+          <w:cs/>
+          <w:lang w:val="he_IL" w:bidi="he_IL"/>
+        </w:rPr>
+      </w:r>
+      <w:r>
+        <w:rPr>
+          <w:vertAlign w:val="superscript"/>
+          <w:rtl/>
+          <w:cs/>
           <w:lang w:val="he_IL" w:bidi="he_IL"/>
         </w:rPr>
         <w:t>1</w:t>
       </w:r>
       <w:r>
         <w:rPr>
+          <w:rtl/>
+          <w:cs/>
           <w:lang w:val="he_IL" w:bidi="he_IL"/>
         </w:rPr>
         <w:t xml:space="preserve"> שׁ֤וּבִי שׁ֙וּבִי֙ הַשּׁ֣וּלַמִּ֔ית שׁ֥וּבִי שׁ֖וּבִי וְנֶחֱזֶה־בָּ֑ךְ מַֽה־תֶּחֱזוּ֙ בַּשּׁ֣וּלַמִּ֔ית כִּמְחֹלַ֖ת הַֽמַּחֲנָֽיִם׃</w:t>
@@ -2386,18 +2992,24 @@
       </w:pPr>
       <w:r>
         <w:rPr>
-          <w:lang w:val="he_IL" w:bidi="he_IL"/>
-        </w:rPr>
-      </w:r>
-      <w:r>
-        <w:rPr>
-          <w:vertAlign w:val="superscript"/>
+          <w:rtl/>
+          <w:cs/>
+          <w:lang w:val="he_IL" w:bidi="he_IL"/>
+        </w:rPr>
+      </w:r>
+      <w:r>
+        <w:rPr>
+          <w:vertAlign w:val="superscript"/>
+          <w:rtl/>
+          <w:cs/>
           <w:lang w:val="he_IL" w:bidi="he_IL"/>
         </w:rPr>
         <w:t>2</w:t>
       </w:r>
       <w:r>
         <w:rPr>
+          <w:rtl/>
+          <w:cs/>
           <w:lang w:val="he_IL" w:bidi="he_IL"/>
         </w:rPr>
         <w:t xml:space="preserve"> מַה־יָּפ֧וּ פְעָמַ֛יִךְ בַּנְּעָלִ֖ים בַּת־נָדִ֑יב חַמּוּקֵ֣י יְרֵכַ֔יִךְ כְּמ֣וֹ חֲלָאִ֔ים מַעֲשֵׂ֖ה יְדֵ֥י אָמָּֽן׃</w:t>
@@ -2409,18 +3021,24 @@
       </w:pPr>
       <w:r>
         <w:rPr>
-          <w:lang w:val="he_IL" w:bidi="he_IL"/>
-        </w:rPr>
-      </w:r>
-      <w:r>
-        <w:rPr>
-          <w:vertAlign w:val="superscript"/>
+          <w:rtl/>
+          <w:cs/>
+          <w:lang w:val="he_IL" w:bidi="he_IL"/>
+        </w:rPr>
+      </w:r>
+      <w:r>
+        <w:rPr>
+          <w:vertAlign w:val="superscript"/>
+          <w:rtl/>
+          <w:cs/>
           <w:lang w:val="he_IL" w:bidi="he_IL"/>
         </w:rPr>
         <w:t>3</w:t>
       </w:r>
       <w:r>
         <w:rPr>
+          <w:rtl/>
+          <w:cs/>
           <w:lang w:val="he_IL" w:bidi="he_IL"/>
         </w:rPr>
         <w:t xml:space="preserve"> שָׁרְרֵךְ֙ אַגַּ֣ן הַסַּ֔הַר אַל־יֶחְסַ֖ר הַמָּ֑זֶג בִּטְנֵךְ֙ עֲרֵמַ֣ת חִטִּ֔ים סוּגָ֖ה בַּשּׁוֹשַׁנִּֽים׃</w:t>
@@ -2432,18 +3050,24 @@
       </w:pPr>
       <w:r>
         <w:rPr>
-          <w:lang w:val="he_IL" w:bidi="he_IL"/>
-        </w:rPr>
-      </w:r>
-      <w:r>
-        <w:rPr>
-          <w:vertAlign w:val="superscript"/>
+          <w:rtl/>
+          <w:cs/>
+          <w:lang w:val="he_IL" w:bidi="he_IL"/>
+        </w:rPr>
+      </w:r>
+      <w:r>
+        <w:rPr>
+          <w:vertAlign w:val="superscript"/>
+          <w:rtl/>
+          <w:cs/>
           <w:lang w:val="he_IL" w:bidi="he_IL"/>
         </w:rPr>
         <w:t>4</w:t>
       </w:r>
       <w:r>
         <w:rPr>
+          <w:rtl/>
+          <w:cs/>
           <w:lang w:val="he_IL" w:bidi="he_IL"/>
         </w:rPr>
         <w:t xml:space="preserve"> שְׁנֵ֥י שָׁדַ֛יִךְ כִּשְׁנֵ֥י עֳפָרִ֖ים תָּאֳמֵ֥י צְבִיָּֽה׃</w:t>
@@ -2455,18 +3079,24 @@
       </w:pPr>
       <w:r>
         <w:rPr>
-          <w:lang w:val="he_IL" w:bidi="he_IL"/>
-        </w:rPr>
-      </w:r>
-      <w:r>
-        <w:rPr>
-          <w:vertAlign w:val="superscript"/>
+          <w:rtl/>
+          <w:cs/>
+          <w:lang w:val="he_IL" w:bidi="he_IL"/>
+        </w:rPr>
+      </w:r>
+      <w:r>
+        <w:rPr>
+          <w:vertAlign w:val="superscript"/>
+          <w:rtl/>
+          <w:cs/>
           <w:lang w:val="he_IL" w:bidi="he_IL"/>
         </w:rPr>
         <w:t>5</w:t>
       </w:r>
       <w:r>
         <w:rPr>
+          <w:rtl/>
+          <w:cs/>
           <w:lang w:val="he_IL" w:bidi="he_IL"/>
         </w:rPr>
         <w:t xml:space="preserve"> צַוָּארֵ֖ךְ כְּמִגְדַּ֣ל הַשֵּׁ֑ן עֵינַ֜יִךְ בְּרֵכ֣וֹת בְּחֶשְׁבּ֗וֹן עַל־שַׁ֙עַר֙ בַּת־רַבִּ֔ים אַפֵּךְ֙ כְּמִגְדַּ֣ל הַלְּבָנ֔וֹן צוֹפֶ֖ה פְּנֵ֥י דַמָּֽשֶׂק׃</w:t>
@@ -2478,18 +3108,24 @@
       </w:pPr>
       <w:r>
         <w:rPr>
-          <w:lang w:val="he_IL" w:bidi="he_IL"/>
-        </w:rPr>
-      </w:r>
-      <w:r>
-        <w:rPr>
-          <w:vertAlign w:val="superscript"/>
+          <w:rtl/>
+          <w:cs/>
+          <w:lang w:val="he_IL" w:bidi="he_IL"/>
+        </w:rPr>
+      </w:r>
+      <w:r>
+        <w:rPr>
+          <w:vertAlign w:val="superscript"/>
+          <w:rtl/>
+          <w:cs/>
           <w:lang w:val="he_IL" w:bidi="he_IL"/>
         </w:rPr>
         <w:t>6</w:t>
       </w:r>
       <w:r>
         <w:rPr>
+          <w:rtl/>
+          <w:cs/>
           <w:lang w:val="he_IL" w:bidi="he_IL"/>
         </w:rPr>
         <w:t xml:space="preserve"> רֹאשֵׁ֤ךְ עָלַ֙יִךְ֙ כַּכַּרְמֶ֔ל וְדַלַּ֥ת רֹאשֵׁ֖ךְ כָּאַרְגָּמָ֑ן מֶ֖לֶךְ אָס֥וּר בָּרְהָטִֽים׃</w:t>
@@ -2501,18 +3137,24 @@
       </w:pPr>
       <w:r>
         <w:rPr>
-          <w:lang w:val="he_IL" w:bidi="he_IL"/>
-        </w:rPr>
-      </w:r>
-      <w:r>
-        <w:rPr>
-          <w:vertAlign w:val="superscript"/>
+          <w:rtl/>
+          <w:cs/>
+          <w:lang w:val="he_IL" w:bidi="he_IL"/>
+        </w:rPr>
+      </w:r>
+      <w:r>
+        <w:rPr>
+          <w:vertAlign w:val="superscript"/>
+          <w:rtl/>
+          <w:cs/>
           <w:lang w:val="he_IL" w:bidi="he_IL"/>
         </w:rPr>
         <w:t>7</w:t>
       </w:r>
       <w:r>
         <w:rPr>
+          <w:rtl/>
+          <w:cs/>
           <w:lang w:val="he_IL" w:bidi="he_IL"/>
         </w:rPr>
         <w:t xml:space="preserve"> מַה־יָּפִית֙ וּמַה־נָּעַ֔מְתְּ אַהֲבָ֖ה בַּתַּֽעֲנוּגִֽים׃</w:t>
@@ -2524,18 +3166,24 @@
       </w:pPr>
       <w:r>
         <w:rPr>
-          <w:lang w:val="he_IL" w:bidi="he_IL"/>
-        </w:rPr>
-      </w:r>
-      <w:r>
-        <w:rPr>
-          <w:vertAlign w:val="superscript"/>
+          <w:rtl/>
+          <w:cs/>
+          <w:lang w:val="he_IL" w:bidi="he_IL"/>
+        </w:rPr>
+      </w:r>
+      <w:r>
+        <w:rPr>
+          <w:vertAlign w:val="superscript"/>
+          <w:rtl/>
+          <w:cs/>
           <w:lang w:val="he_IL" w:bidi="he_IL"/>
         </w:rPr>
         <w:t>8</w:t>
       </w:r>
       <w:r>
         <w:rPr>
+          <w:rtl/>
+          <w:cs/>
           <w:lang w:val="he_IL" w:bidi="he_IL"/>
         </w:rPr>
         <w:t xml:space="preserve"> זֹ֤את קֽוֹמָתֵךְ֙ דָּֽמְתָ֣ה לְתָמָ֔ר וְשָׁדַ֖יִךְ לְאַשְׁכֹּלֽוֹת׃</w:t>
@@ -2547,18 +3195,24 @@
       </w:pPr>
       <w:r>
         <w:rPr>
-          <w:lang w:val="he_IL" w:bidi="he_IL"/>
-        </w:rPr>
-      </w:r>
-      <w:r>
-        <w:rPr>
-          <w:vertAlign w:val="superscript"/>
+          <w:rtl/>
+          <w:cs/>
+          <w:lang w:val="he_IL" w:bidi="he_IL"/>
+        </w:rPr>
+      </w:r>
+      <w:r>
+        <w:rPr>
+          <w:vertAlign w:val="superscript"/>
+          <w:rtl/>
+          <w:cs/>
           <w:lang w:val="he_IL" w:bidi="he_IL"/>
         </w:rPr>
         <w:t>9</w:t>
       </w:r>
       <w:r>
         <w:rPr>
+          <w:rtl/>
+          <w:cs/>
           <w:lang w:val="he_IL" w:bidi="he_IL"/>
         </w:rPr>
         <w:t xml:space="preserve"> אָמַ֙רְתִּי֙ אֶעֱלֶ֣ה בְתָמָ֔ר אֹֽחֲזָ֖ה בְּסַנְסִנָּ֑יו וְיִֽהְיוּ־נָ֤א שָׁדַ֙יִךְ֙ כְּאֶשְׁכְּל֣וֹת הַגֶּ֔פֶן וְרֵ֥יחַ אַפֵּ֖ךְ כַּתַּפּוּחִֽים׃</w:t>
@@ -2570,18 +3224,24 @@
       </w:pPr>
       <w:r>
         <w:rPr>
-          <w:lang w:val="he_IL" w:bidi="he_IL"/>
-        </w:rPr>
-      </w:r>
-      <w:r>
-        <w:rPr>
-          <w:vertAlign w:val="superscript"/>
+          <w:rtl/>
+          <w:cs/>
+          <w:lang w:val="he_IL" w:bidi="he_IL"/>
+        </w:rPr>
+      </w:r>
+      <w:r>
+        <w:rPr>
+          <w:vertAlign w:val="superscript"/>
+          <w:rtl/>
+          <w:cs/>
           <w:lang w:val="he_IL" w:bidi="he_IL"/>
         </w:rPr>
         <w:t>10</w:t>
       </w:r>
       <w:r>
         <w:rPr>
+          <w:rtl/>
+          <w:cs/>
           <w:lang w:val="he_IL" w:bidi="he_IL"/>
         </w:rPr>
         <w:t xml:space="preserve"> וְחִכֵּ֕ךְ כְּיֵ֥ין הַטּ֛וֹב הוֹלֵ֥ךְ לְדוֹדִ֖י לְמֵישָׁרִ֑ים דּוֹבֵ֖ב שִׂפְתֵ֥י יְשֵׁנִֽים׃</w:t>
@@ -2593,18 +3253,24 @@
       </w:pPr>
       <w:r>
         <w:rPr>
-          <w:lang w:val="he_IL" w:bidi="he_IL"/>
-        </w:rPr>
-      </w:r>
-      <w:r>
-        <w:rPr>
-          <w:vertAlign w:val="superscript"/>
+          <w:rtl/>
+          <w:cs/>
+          <w:lang w:val="he_IL" w:bidi="he_IL"/>
+        </w:rPr>
+      </w:r>
+      <w:r>
+        <w:rPr>
+          <w:vertAlign w:val="superscript"/>
+          <w:rtl/>
+          <w:cs/>
           <w:lang w:val="he_IL" w:bidi="he_IL"/>
         </w:rPr>
         <w:t>11</w:t>
       </w:r>
       <w:r>
         <w:rPr>
+          <w:rtl/>
+          <w:cs/>
           <w:lang w:val="he_IL" w:bidi="he_IL"/>
         </w:rPr>
         <w:t xml:space="preserve"> אֲנִ֣י לְדוֹדִ֔י וְעָלַ֖י תְּשׁוּקָתֽוֹ׃ ס</w:t>
@@ -2616,18 +3282,24 @@
       </w:pPr>
       <w:r>
         <w:rPr>
-          <w:lang w:val="he_IL" w:bidi="he_IL"/>
-        </w:rPr>
-      </w:r>
-      <w:r>
-        <w:rPr>
-          <w:vertAlign w:val="superscript"/>
+          <w:rtl/>
+          <w:cs/>
+          <w:lang w:val="he_IL" w:bidi="he_IL"/>
+        </w:rPr>
+      </w:r>
+      <w:r>
+        <w:rPr>
+          <w:vertAlign w:val="superscript"/>
+          <w:rtl/>
+          <w:cs/>
           <w:lang w:val="he_IL" w:bidi="he_IL"/>
         </w:rPr>
         <w:t>12</w:t>
       </w:r>
       <w:r>
         <w:rPr>
+          <w:rtl/>
+          <w:cs/>
           <w:lang w:val="he_IL" w:bidi="he_IL"/>
         </w:rPr>
         <w:t xml:space="preserve"> לְכָ֤ה דוֹדִי֙ נֵצֵ֣א הַשָּׂדֶ֔ה נָלִ֖ינָה בַּכְּפָרִֽים׃</w:t>
@@ -2639,18 +3311,24 @@
       </w:pPr>
       <w:r>
         <w:rPr>
-          <w:lang w:val="he_IL" w:bidi="he_IL"/>
-        </w:rPr>
-      </w:r>
-      <w:r>
-        <w:rPr>
-          <w:vertAlign w:val="superscript"/>
+          <w:rtl/>
+          <w:cs/>
+          <w:lang w:val="he_IL" w:bidi="he_IL"/>
+        </w:rPr>
+      </w:r>
+      <w:r>
+        <w:rPr>
+          <w:vertAlign w:val="superscript"/>
+          <w:rtl/>
+          <w:cs/>
           <w:lang w:val="he_IL" w:bidi="he_IL"/>
         </w:rPr>
         <w:t>13</w:t>
       </w:r>
       <w:r>
         <w:rPr>
+          <w:rtl/>
+          <w:cs/>
           <w:lang w:val="he_IL" w:bidi="he_IL"/>
         </w:rPr>
         <w:t xml:space="preserve"> נַשְׁכִּ֙ימָה֙ לַכְּרָמִ֔ים נִרְאֶ֞ה אִם פָּֽרְחָ֤ה הַגֶּ֙פֶן֙ פִּתַּ֣ח הַסְּמָדַ֔ר הֵנֵ֖צוּ הָרִמּוֹנִ֑ים שָׁ֛ם אֶתֵּ֥ן אֶת־דֹּדַ֖י לָֽךְ׃</w:t>
@@ -2662,18 +3340,24 @@
       </w:pPr>
       <w:r>
         <w:rPr>
-          <w:lang w:val="he_IL" w:bidi="he_IL"/>
-        </w:rPr>
-      </w:r>
-      <w:r>
-        <w:rPr>
-          <w:vertAlign w:val="superscript"/>
+          <w:rtl/>
+          <w:cs/>
+          <w:lang w:val="he_IL" w:bidi="he_IL"/>
+        </w:rPr>
+      </w:r>
+      <w:r>
+        <w:rPr>
+          <w:vertAlign w:val="superscript"/>
+          <w:rtl/>
+          <w:cs/>
           <w:lang w:val="he_IL" w:bidi="he_IL"/>
         </w:rPr>
         <w:t>14</w:t>
       </w:r>
       <w:r>
         <w:rPr>
+          <w:rtl/>
+          <w:cs/>
           <w:lang w:val="he_IL" w:bidi="he_IL"/>
         </w:rPr>
         <w:t xml:space="preserve"> הַֽדּוּדָאִ֣ים נָֽתְנוּ־רֵ֗יחַ וְעַל־פְּתָחֵ֙ינוּ֙ כָּל־מְגָדִ֔ים חֲדָשִׁ֖ים גַּם־יְשָׁנִ֑ים דּוֹדִ֖י צָפַ֥נְתִּי לָֽךְ׃</w:t>
@@ -2686,34 +3370,44 @@
       </w:pPr>
       <w:r>
         <w:rPr>
+          <w:rtl/>
+          <w:cs/>
           <w:lang w:val="he_IL" w:bidi="he_IL"/>
         </w:rPr>
         <w:t>Song of Songs 8:1</w:t>
       </w:r>
       <w:r>
         <w:rPr>
-          <w:lang w:val="he_IL" w:bidi="he_IL"/>
-        </w:rPr>
-      </w:r>
-    </w:p>
-    <w:p>
-      <w:pPr>
-        <w:bidi/>
-      </w:pPr>
-      <w:r>
-        <w:rPr>
-          <w:lang w:val="he_IL" w:bidi="he_IL"/>
-        </w:rPr>
-      </w:r>
-      <w:r>
-        <w:rPr>
-          <w:vertAlign w:val="superscript"/>
+          <w:rtl/>
+          <w:cs/>
+          <w:lang w:val="he_IL" w:bidi="he_IL"/>
+        </w:rPr>
+      </w:r>
+    </w:p>
+    <w:p>
+      <w:pPr>
+        <w:bidi/>
+      </w:pPr>
+      <w:r>
+        <w:rPr>
+          <w:rtl/>
+          <w:cs/>
+          <w:lang w:val="he_IL" w:bidi="he_IL"/>
+        </w:rPr>
+      </w:r>
+      <w:r>
+        <w:rPr>
+          <w:vertAlign w:val="superscript"/>
+          <w:rtl/>
+          <w:cs/>
           <w:lang w:val="he_IL" w:bidi="he_IL"/>
         </w:rPr>
         <w:t>1</w:t>
       </w:r>
       <w:r>
         <w:rPr>
+          <w:rtl/>
+          <w:cs/>
           <w:lang w:val="he_IL" w:bidi="he_IL"/>
         </w:rPr>
         <w:t xml:space="preserve"> מִ֤י יִתֶּנְךָ֙ כְּאָ֣ח לִ֔י יוֹנֵ֖ק שְׁדֵ֣י אִמִּ֑י אֶֽמְצָאֲךָ֤ בַחוּץ֙ אֶשָׁ֣קְךָ֔ גַּ֖ם לֹא־יָב֥וּזוּ לִֽי׃</w:t>
@@ -2725,18 +3419,24 @@
       </w:pPr>
       <w:r>
         <w:rPr>
-          <w:lang w:val="he_IL" w:bidi="he_IL"/>
-        </w:rPr>
-      </w:r>
-      <w:r>
-        <w:rPr>
-          <w:vertAlign w:val="superscript"/>
+          <w:rtl/>
+          <w:cs/>
+          <w:lang w:val="he_IL" w:bidi="he_IL"/>
+        </w:rPr>
+      </w:r>
+      <w:r>
+        <w:rPr>
+          <w:vertAlign w:val="superscript"/>
+          <w:rtl/>
+          <w:cs/>
           <w:lang w:val="he_IL" w:bidi="he_IL"/>
         </w:rPr>
         <w:t>2</w:t>
       </w:r>
       <w:r>
         <w:rPr>
+          <w:rtl/>
+          <w:cs/>
           <w:lang w:val="he_IL" w:bidi="he_IL"/>
         </w:rPr>
         <w:t xml:space="preserve"> אֶנְהָֽגֲךָ֗ אֲבִֽיאֲךָ֛ אֶל־בֵּ֥ית אִמִּ֖י תְּלַמְּדֵ֑נִי אַשְׁקְךָ֙ מִיַּ֣יִן הָרֶ֔קַח מֵעֲסִ֖יס רִמֹּנִֽי׃</w:t>
@@ -2748,18 +3448,24 @@
       </w:pPr>
       <w:r>
         <w:rPr>
-          <w:lang w:val="he_IL" w:bidi="he_IL"/>
-        </w:rPr>
-      </w:r>
-      <w:r>
-        <w:rPr>
-          <w:vertAlign w:val="superscript"/>
+          <w:rtl/>
+          <w:cs/>
+          <w:lang w:val="he_IL" w:bidi="he_IL"/>
+        </w:rPr>
+      </w:r>
+      <w:r>
+        <w:rPr>
+          <w:vertAlign w:val="superscript"/>
+          <w:rtl/>
+          <w:cs/>
           <w:lang w:val="he_IL" w:bidi="he_IL"/>
         </w:rPr>
         <w:t>3</w:t>
       </w:r>
       <w:r>
         <w:rPr>
+          <w:rtl/>
+          <w:cs/>
           <w:lang w:val="he_IL" w:bidi="he_IL"/>
         </w:rPr>
         <w:t xml:space="preserve"> שְׂמֹאלוֹ֙ תַּ֣חַת רֹאשִׁ֔י וִֽימִינ֖וֹ תְּחַבְּקֵֽנִי׃</w:t>
@@ -2771,18 +3477,24 @@
       </w:pPr>
       <w:r>
         <w:rPr>
-          <w:lang w:val="he_IL" w:bidi="he_IL"/>
-        </w:rPr>
-      </w:r>
-      <w:r>
-        <w:rPr>
-          <w:vertAlign w:val="superscript"/>
+          <w:rtl/>
+          <w:cs/>
+          <w:lang w:val="he_IL" w:bidi="he_IL"/>
+        </w:rPr>
+      </w:r>
+      <w:r>
+        <w:rPr>
+          <w:vertAlign w:val="superscript"/>
+          <w:rtl/>
+          <w:cs/>
           <w:lang w:val="he_IL" w:bidi="he_IL"/>
         </w:rPr>
         <w:t>4</w:t>
       </w:r>
       <w:r>
         <w:rPr>
+          <w:rtl/>
+          <w:cs/>
           <w:lang w:val="he_IL" w:bidi="he_IL"/>
         </w:rPr>
         <w:t xml:space="preserve"> הִשְׁבַּ֥עְתִּי אֶתְכֶ֖ם בְּנ֣וֹת יְרוּשָׁלִָ֑ם מַה־תָּעִ֧ירוּ ׀ וּֽמַה־תְּעֹֽרְר֛וּ אֶת־הָאַהֲבָ֖ה עַ֥ד שֶׁתֶּחְפָּֽץ׃ ס</w:t>
@@ -2794,18 +3506,24 @@
       </w:pPr>
       <w:r>
         <w:rPr>
-          <w:lang w:val="he_IL" w:bidi="he_IL"/>
-        </w:rPr>
-      </w:r>
-      <w:r>
-        <w:rPr>
-          <w:vertAlign w:val="superscript"/>
+          <w:rtl/>
+          <w:cs/>
+          <w:lang w:val="he_IL" w:bidi="he_IL"/>
+        </w:rPr>
+      </w:r>
+      <w:r>
+        <w:rPr>
+          <w:vertAlign w:val="superscript"/>
+          <w:rtl/>
+          <w:cs/>
           <w:lang w:val="he_IL" w:bidi="he_IL"/>
         </w:rPr>
         <w:t>5</w:t>
       </w:r>
       <w:r>
         <w:rPr>
+          <w:rtl/>
+          <w:cs/>
           <w:lang w:val="he_IL" w:bidi="he_IL"/>
         </w:rPr>
         <w:t xml:space="preserve"> מִ֣י זֹ֗את עֹלָה֙ מִן־הַמִּדְבָּ֔ר מִתְרַפֶּ֖קֶת עַל־דּוֹדָ֑הּ תַּ֤חַת הַתַּפּ֙וּחַ֙ עֽוֹרַרְתִּ֔יךָ שָׁ֚מָּה חִבְּלַ֣תְךָ אִמֶּ֔ךָ שָׁ֖מָּה חִבְּלָ֥ה יְלָדַֽתְךָ׃</w:t>
@@ -2817,18 +3535,24 @@
       </w:pPr>
       <w:r>
         <w:rPr>
-          <w:lang w:val="he_IL" w:bidi="he_IL"/>
-        </w:rPr>
-      </w:r>
-      <w:r>
-        <w:rPr>
-          <w:vertAlign w:val="superscript"/>
+          <w:rtl/>
+          <w:cs/>
+          <w:lang w:val="he_IL" w:bidi="he_IL"/>
+        </w:rPr>
+      </w:r>
+      <w:r>
+        <w:rPr>
+          <w:vertAlign w:val="superscript"/>
+          <w:rtl/>
+          <w:cs/>
           <w:lang w:val="he_IL" w:bidi="he_IL"/>
         </w:rPr>
         <w:t>6</w:t>
       </w:r>
       <w:r>
         <w:rPr>
+          <w:rtl/>
+          <w:cs/>
           <w:lang w:val="he_IL" w:bidi="he_IL"/>
         </w:rPr>
         <w:t xml:space="preserve"> שִׂימֵ֨נִי כַֽחוֹתָ֜ם עַל־לִבֶּ֗ךָ כַּֽחוֹתָם֙ עַל־זְרוֹעֶ֔ךָ כִּֽי־עַזָּ֤ה כַמָּ֙וֶת֙ אַהֲבָ֔ה קָשָׁ֥ה כִשְׁא֖וֹל קִנְאָ֑ה רְשָׁפֶ֕יהָ רִשְׁפֵּ֕י אֵ֖שׁ שַׁלְהֶ֥בֶתְיָֽה׃</w:t>
@@ -2840,18 +3564,24 @@
       </w:pPr>
       <w:r>
         <w:rPr>
-          <w:lang w:val="he_IL" w:bidi="he_IL"/>
-        </w:rPr>
-      </w:r>
-      <w:r>
-        <w:rPr>
-          <w:vertAlign w:val="superscript"/>
+          <w:rtl/>
+          <w:cs/>
+          <w:lang w:val="he_IL" w:bidi="he_IL"/>
+        </w:rPr>
+      </w:r>
+      <w:r>
+        <w:rPr>
+          <w:vertAlign w:val="superscript"/>
+          <w:rtl/>
+          <w:cs/>
           <w:lang w:val="he_IL" w:bidi="he_IL"/>
         </w:rPr>
         <w:t>7</w:t>
       </w:r>
       <w:r>
         <w:rPr>
+          <w:rtl/>
+          <w:cs/>
           <w:lang w:val="he_IL" w:bidi="he_IL"/>
         </w:rPr>
         <w:t xml:space="preserve"> מַ֣יִם רַבִּ֗ים לֹ֤א יֽוּכְלוּ֙ לְכַבּ֣וֹת אֶת־הָֽאַהֲבָ֔ה וּנְהָר֖וֹת לֹ֣א יִשְׁטְפ֑וּהָ אִם־יִתֵּ֨ן אִ֜ישׁ אֶת־כָּל־ה֤וֹן בֵּיתוֹ֙ בָּאַהֲבָ֔ה בּ֖וֹז יָב֥וּזוּ לֽוֹ׃ ס</w:t>
@@ -2863,18 +3593,24 @@
       </w:pPr>
       <w:r>
         <w:rPr>
-          <w:lang w:val="he_IL" w:bidi="he_IL"/>
-        </w:rPr>
-      </w:r>
-      <w:r>
-        <w:rPr>
-          <w:vertAlign w:val="superscript"/>
+          <w:rtl/>
+          <w:cs/>
+          <w:lang w:val="he_IL" w:bidi="he_IL"/>
+        </w:rPr>
+      </w:r>
+      <w:r>
+        <w:rPr>
+          <w:vertAlign w:val="superscript"/>
+          <w:rtl/>
+          <w:cs/>
           <w:lang w:val="he_IL" w:bidi="he_IL"/>
         </w:rPr>
         <w:t>8</w:t>
       </w:r>
       <w:r>
         <w:rPr>
+          <w:rtl/>
+          <w:cs/>
           <w:lang w:val="he_IL" w:bidi="he_IL"/>
         </w:rPr>
         <w:t xml:space="preserve"> אָח֥וֹת לָ֙נוּ֙ קְטַנָּ֔ה וְשָׁדַ֖יִם אֵ֣ין לָ֑הּ מַֽה־נַּעֲשֶׂה֙ לַאֲחֹתֵ֔נוּ בַּיּ֖וֹם שֶׁיְּדֻבַּר־בָּֽהּ׃</w:t>
@@ -2886,18 +3622,24 @@
       </w:pPr>
       <w:r>
         <w:rPr>
-          <w:lang w:val="he_IL" w:bidi="he_IL"/>
-        </w:rPr>
-      </w:r>
-      <w:r>
-        <w:rPr>
-          <w:vertAlign w:val="superscript"/>
+          <w:rtl/>
+          <w:cs/>
+          <w:lang w:val="he_IL" w:bidi="he_IL"/>
+        </w:rPr>
+      </w:r>
+      <w:r>
+        <w:rPr>
+          <w:vertAlign w:val="superscript"/>
+          <w:rtl/>
+          <w:cs/>
           <w:lang w:val="he_IL" w:bidi="he_IL"/>
         </w:rPr>
         <w:t>9</w:t>
       </w:r>
       <w:r>
         <w:rPr>
+          <w:rtl/>
+          <w:cs/>
           <w:lang w:val="he_IL" w:bidi="he_IL"/>
         </w:rPr>
         <w:t xml:space="preserve"> אִם־חוֹמָ֣ה הִ֔יא נִבְנֶ֥ה עָלֶ֖יהָ טִ֣ירַת כָּ֑סֶף וְאִם־דֶּ֣לֶת הִ֔יא נָצ֥וּר עָלֶ֖יהָ ל֥וּחַ אָֽרֶז׃</w:t>
@@ -2909,18 +3651,24 @@
       </w:pPr>
       <w:r>
         <w:rPr>
-          <w:lang w:val="he_IL" w:bidi="he_IL"/>
-        </w:rPr>
-      </w:r>
-      <w:r>
-        <w:rPr>
-          <w:vertAlign w:val="superscript"/>
+          <w:rtl/>
+          <w:cs/>
+          <w:lang w:val="he_IL" w:bidi="he_IL"/>
+        </w:rPr>
+      </w:r>
+      <w:r>
+        <w:rPr>
+          <w:vertAlign w:val="superscript"/>
+          <w:rtl/>
+          <w:cs/>
           <w:lang w:val="he_IL" w:bidi="he_IL"/>
         </w:rPr>
         <w:t>10</w:t>
       </w:r>
       <w:r>
         <w:rPr>
+          <w:rtl/>
+          <w:cs/>
           <w:lang w:val="he_IL" w:bidi="he_IL"/>
         </w:rPr>
         <w:t xml:space="preserve"> אֲנִ֣י חוֹמָ֔ה וְשָׁדַ֖י כַּמִּגְדָּל֑וֹת אָ֛ז הָיִ֥יתִי בְעֵינָ֖יו כְּמוֹצְאֵ֥ת שָׁלֽוֹם׃ פ</w:t>
@@ -2932,18 +3680,24 @@
       </w:pPr>
       <w:r>
         <w:rPr>
-          <w:lang w:val="he_IL" w:bidi="he_IL"/>
-        </w:rPr>
-      </w:r>
-      <w:r>
-        <w:rPr>
-          <w:vertAlign w:val="superscript"/>
+          <w:rtl/>
+          <w:cs/>
+          <w:lang w:val="he_IL" w:bidi="he_IL"/>
+        </w:rPr>
+      </w:r>
+      <w:r>
+        <w:rPr>
+          <w:vertAlign w:val="superscript"/>
+          <w:rtl/>
+          <w:cs/>
           <w:lang w:val="he_IL" w:bidi="he_IL"/>
         </w:rPr>
         <w:t>11</w:t>
       </w:r>
       <w:r>
         <w:rPr>
+          <w:rtl/>
+          <w:cs/>
           <w:lang w:val="he_IL" w:bidi="he_IL"/>
         </w:rPr>
         <w:t xml:space="preserve"> כֶּ֣רֶם הָיָ֤ה לִשְׁלֹמֹה֙ בְּבַ֣עַל הָמ֔וֹן נָתַ֥ן אֶת־הַכֶּ֖רֶם לַנֹּטְרִ֑ים אִ֛ישׁ יָבִ֥א בְּפִרְי֖וֹ אֶ֥לֶף כָּֽסֶף׃</w:t>
@@ -2955,18 +3709,24 @@
       </w:pPr>
       <w:r>
         <w:rPr>
-          <w:lang w:val="he_IL" w:bidi="he_IL"/>
-        </w:rPr>
-      </w:r>
-      <w:r>
-        <w:rPr>
-          <w:vertAlign w:val="superscript"/>
+          <w:rtl/>
+          <w:cs/>
+          <w:lang w:val="he_IL" w:bidi="he_IL"/>
+        </w:rPr>
+      </w:r>
+      <w:r>
+        <w:rPr>
+          <w:vertAlign w:val="superscript"/>
+          <w:rtl/>
+          <w:cs/>
           <w:lang w:val="he_IL" w:bidi="he_IL"/>
         </w:rPr>
         <w:t>12</w:t>
       </w:r>
       <w:r>
         <w:rPr>
+          <w:rtl/>
+          <w:cs/>
           <w:lang w:val="he_IL" w:bidi="he_IL"/>
         </w:rPr>
         <w:t xml:space="preserve"> כָּרְמִ֥י שֶׁלִּ֖י לְפָנָ֑י הָאֶ֤לֶף לְךָ֙ שְׁלֹמֹ֔ה וּמָאתַ֖יִם לְנֹטְרִ֥ים אֶת־פִּרְיֽוֹ׃</w:t>
@@ -2978,18 +3738,24 @@
       </w:pPr>
       <w:r>
         <w:rPr>
-          <w:lang w:val="he_IL" w:bidi="he_IL"/>
-        </w:rPr>
-      </w:r>
-      <w:r>
-        <w:rPr>
-          <w:vertAlign w:val="superscript"/>
+          <w:rtl/>
+          <w:cs/>
+          <w:lang w:val="he_IL" w:bidi="he_IL"/>
+        </w:rPr>
+      </w:r>
+      <w:r>
+        <w:rPr>
+          <w:vertAlign w:val="superscript"/>
+          <w:rtl/>
+          <w:cs/>
           <w:lang w:val="he_IL" w:bidi="he_IL"/>
         </w:rPr>
         <w:t>13</w:t>
       </w:r>
       <w:r>
         <w:rPr>
+          <w:rtl/>
+          <w:cs/>
           <w:lang w:val="he_IL" w:bidi="he_IL"/>
         </w:rPr>
         <w:t xml:space="preserve"> הַיוֹשֶׁ֣בֶת בַּגַּנִּ֗ים חֲבֵרִ֛ים מַקְשִׁיבִ֥ים לְקוֹלֵ֖ךְ הַשְׁמִיעִֽינִי׃</w:t>
@@ -3001,18 +3767,24 @@
       </w:pPr>
       <w:r>
         <w:rPr>
-          <w:lang w:val="he_IL" w:bidi="he_IL"/>
-        </w:rPr>
-      </w:r>
-      <w:r>
-        <w:rPr>
-          <w:vertAlign w:val="superscript"/>
+          <w:rtl/>
+          <w:cs/>
+          <w:lang w:val="he_IL" w:bidi="he_IL"/>
+        </w:rPr>
+      </w:r>
+      <w:r>
+        <w:rPr>
+          <w:vertAlign w:val="superscript"/>
+          <w:rtl/>
+          <w:cs/>
           <w:lang w:val="he_IL" w:bidi="he_IL"/>
         </w:rPr>
         <w:t>14</w:t>
       </w:r>
       <w:r>
         <w:rPr>
+          <w:rtl/>
+          <w:cs/>
           <w:lang w:val="he_IL" w:bidi="he_IL"/>
         </w:rPr>
         <w:t xml:space="preserve"> בְּרַ֣ח ׀ דּוֹדִ֗י וּֽדְמֵה־לְךָ֤ לִצְבִי֙ א֚וֹ לְעֹ֣פֶר הָֽאַיָּלִ֔ים עַ֖ל הָרֵ֥י בְשָׂמִֽים׃</w:t>
